--- a/manuscript/heterogeneous_records_theory.docx
+++ b/manuscript/heterogeneous_records_theory.docx
@@ -10,7 +10,7 @@
         <w:t xml:space="preserve">Heterogeneous initial states: weak instruments and independent-record inference</w:t>
       </w:r>
     </w:p>
-    <w:bookmarkStart w:id="12" w:name="X8fa20d18b060ab4c9f6321a3715d4dbfeb44760"/>
+    <w:bookmarkStart w:id="13" w:name="X8fa20d18b060ab4c9f6321a3715d4dbfeb44760"/>
     <w:p>
       <w:pPr>
         <w:pStyle w:val="Heading2"/>
@@ -447,14 +447,80 @@
         </m:r>
       </m:oMath>
       <w:r>
-        <w:t xml:space="preserve">. Initial states lie in a compact set on which the selected moments have uniformly bounded moments of order</w:t>
-      </w:r>
-      <w:r>
-        <w:t xml:space="preserve"> </w:t>
-      </w:r>
-      <m:oMath>
-        <m:r>
-          <m:t>2</m:t>
+        <w:t xml:space="preserve">. Initial states lie in a compact set. For some</w:t>
+      </w:r>
+      <w:r>
+        <w:t xml:space="preserve"> </w:t>
+      </w:r>
+      <m:oMath>
+        <m:r>
+          <m:t>δ</m:t>
+        </m:r>
+        <m:r>
+          <m:rPr>
+            <m:sty m:val="p"/>
+          </m:rPr>
+          <m:t>&gt;</m:t>
+        </m:r>
+        <m:r>
+          <m:t>0</m:t>
+        </m:r>
+      </m:oMath>
+      <w:r>
+        <w:t xml:space="preserve">, the instrumented derivative matrices</w:t>
+      </w:r>
+      <w:r>
+        <w:t xml:space="preserve"> </w:t>
+      </w:r>
+      <m:oMath>
+        <m:sSub>
+          <m:e>
+            <m:r>
+              <m:t>B</m:t>
+            </m:r>
+          </m:e>
+          <m:sub>
+            <m:r>
+              <m:t>r</m:t>
+            </m:r>
+          </m:sub>
+        </m:sSub>
+      </m:oMath>
+      <w:r>
+        <w:t xml:space="preserve"> </w:t>
+      </w:r>
+      <w:r>
+        <w:t xml:space="preserve">and scores</w:t>
+      </w:r>
+      <w:r>
+        <w:t xml:space="preserve"> </w:t>
+      </w:r>
+      <m:oMath>
+        <m:sSub>
+          <m:e>
+            <m:r>
+              <m:t>ψ</m:t>
+            </m:r>
+          </m:e>
+          <m:sub>
+            <m:r>
+              <m:t>r</m:t>
+            </m:r>
+          </m:sub>
+        </m:sSub>
+      </m:oMath>
+      <w:r>
+        <w:t xml:space="preserve"> </w:t>
+      </w:r>
+      <w:r>
+        <w:t xml:space="preserve">defined below have uniformly bounded</w:t>
+      </w:r>
+      <w:r>
+        <w:t xml:space="preserve"> </w:t>
+      </w:r>
+      <m:oMath>
+        <m:r>
+          <m:t>4</m:t>
         </m:r>
         <m:r>
           <m:rPr>
@@ -470,27 +536,7 @@
         <w:t xml:space="preserve"> </w:t>
       </w:r>
       <w:r>
-        <w:t xml:space="preserve">for some</w:t>
-      </w:r>
-      <w:r>
-        <w:t xml:space="preserve"> </w:t>
-      </w:r>
-      <m:oMath>
-        <m:r>
-          <m:t>δ</m:t>
-        </m:r>
-        <m:r>
-          <m:rPr>
-            <m:sty m:val="p"/>
-          </m:rPr>
-          <m:t>&gt;</m:t>
-        </m:r>
-        <m:r>
-          <m:t>0</m:t>
-        </m:r>
-      </m:oMath>
-      <w:r>
-        <w:t xml:space="preserve">.</w:t>
+        <w:t xml:space="preserve">moments, conditional on the independent training data. Matrix norms are Frobenius norms. These are bounds on the products, rather than separate second-moment bounds on instruments and residuals.</w:t>
       </w:r>
     </w:p>
     <w:p>
@@ -1283,50 +1329,7 @@
         <w:t xml:space="preserve"> </w:t>
       </w:r>
       <w:r>
-        <w:t xml:space="preserve">positive definite. A law of large numbers holds for</w:t>
-      </w:r>
-      <w:r>
-        <w:t xml:space="preserve"> </w:t>
-      </w:r>
-      <m:oMath>
-        <m:sSub>
-          <m:e>
-            <m:r>
-              <m:t>B</m:t>
-            </m:r>
-          </m:e>
-          <m:sub>
-            <m:r>
-              <m:t>r</m:t>
-            </m:r>
-          </m:sub>
-        </m:sSub>
-      </m:oMath>
-      <w:r>
-        <w:t xml:space="preserve"> </w:t>
-      </w:r>
-      <w:r>
-        <w:t xml:space="preserve">and the Lindeberg condition holds for</w:t>
-      </w:r>
-      <w:r>
-        <w:t xml:space="preserve"> </w:t>
-      </w:r>
-      <m:oMath>
-        <m:sSub>
-          <m:e>
-            <m:r>
-              <m:t>ψ</m:t>
-            </m:r>
-          </m:e>
-          <m:sub>
-            <m:r>
-              <m:t>r</m:t>
-            </m:r>
-          </m:sub>
-        </m:sSub>
-      </m:oMath>
-      <w:r>
-        <w:t xml:space="preserve">.</w:t>
+        <w:t xml:space="preserve">positive definite. For a deterministic initial-state array these are limits of array averages, not assumptions of identical record distributions.</w:t>
       </w:r>
     </w:p>
     <w:p>
@@ -1344,21 +1347,104 @@
         <w:t xml:space="preserve"> </w:t>
       </w:r>
       <w:r>
-        <w:t xml:space="preserve">Exact integration is used, or the average instrumented quadrature defect is</w:t>
-      </w:r>
-      <w:r>
-        <w:t xml:space="preserve"> </w:t>
-      </w:r>
-      <m:oMath>
-        <m:r>
-          <m:t>o</m:t>
-        </m:r>
+        <w:t xml:space="preserve">Exact integration is used, or the instrumented numerical score means</w:t>
+      </w:r>
+      <w:r>
+        <w:t xml:space="preserve"> </w:t>
+      </w:r>
+      <m:oMath>
+        <m:sSub>
+          <m:e>
+            <m:r>
+              <m:t>μ</m:t>
+            </m:r>
+          </m:e>
+          <m:sub>
+            <m:r>
+              <m:t>r</m:t>
+            </m:r>
+            <m:r>
+              <m:rPr>
+                <m:sty m:val="p"/>
+              </m:rPr>
+              <m:t>,</m:t>
+            </m:r>
+            <m:r>
+              <m:t>h</m:t>
+            </m:r>
+          </m:sub>
+        </m:sSub>
         <m:r>
           <m:rPr>
             <m:sty m:val="p"/>
           </m:rPr>
           <m:t>(</m:t>
         </m:r>
+        <m:r>
+          <m:t>q</m:t>
+        </m:r>
+        <m:r>
+          <m:rPr>
+            <m:sty m:val="p"/>
+          </m:rPr>
+          <m:t>)</m:t>
+        </m:r>
+        <m:r>
+          <m:rPr>
+            <m:sty m:val="p"/>
+          </m:rPr>
+          <m:t>=</m:t>
+        </m:r>
+        <m:r>
+          <m:t>E</m:t>
+        </m:r>
+        <m:sSub>
+          <m:e>
+            <m:r>
+              <m:t>ψ</m:t>
+            </m:r>
+          </m:e>
+          <m:sub>
+            <m:r>
+              <m:t>r</m:t>
+            </m:r>
+            <m:r>
+              <m:rPr>
+                <m:sty m:val="p"/>
+              </m:rPr>
+              <m:t>,</m:t>
+            </m:r>
+            <m:r>
+              <m:t>h</m:t>
+            </m:r>
+          </m:sub>
+        </m:sSub>
+        <m:r>
+          <m:rPr>
+            <m:sty m:val="p"/>
+          </m:rPr>
+          <m:t>(</m:t>
+        </m:r>
+        <m:r>
+          <m:t>q</m:t>
+        </m:r>
+        <m:r>
+          <m:rPr>
+            <m:sty m:val="p"/>
+          </m:rPr>
+          <m:t>)</m:t>
+        </m:r>
+      </m:oMath>
+      <w:r>
+        <w:t xml:space="preserve"> </w:t>
+      </w:r>
+      <w:r>
+        <w:t xml:space="preserve">satisfy</w:t>
+      </w:r>
+      <w:r>
+        <w:t xml:space="preserve"> </w:t>
+      </w:r>
+      <m:oMath>
         <m:sSup>
           <m:e>
             <m:r>
@@ -1375,6 +1461,131 @@
             <m:r>
               <m:t>1</m:t>
             </m:r>
+          </m:sup>
+        </m:sSup>
+        <m:nary>
+          <m:naryPr>
+            <m:chr m:val="∑"/>
+            <m:limLoc m:val="undOvr"/>
+            <m:subHide m:val="off"/>
+            <m:supHide m:val="on"/>
+          </m:naryPr>
+          <m:sub>
+            <m:r>
+              <m:t>r</m:t>
+            </m:r>
+          </m:sub>
+          <m:sup>
+            <m:r>
+              <m:t>​</m:t>
+            </m:r>
+          </m:sup>
+          <m:e>
+            <m:sSub>
+              <m:e>
+                <m:r>
+                  <m:rPr>
+                    <m:sty m:val="p"/>
+                  </m:rPr>
+                  <m:t>sup</m:t>
+                </m:r>
+              </m:e>
+              <m:sub>
+                <m:r>
+                  <m:t>q</m:t>
+                </m:r>
+                <m:r>
+                  <m:rPr>
+                    <m:sty m:val="p"/>
+                  </m:rPr>
+                  <m:t>∈</m:t>
+                </m:r>
+                <m:r>
+                  <m:t>Q</m:t>
+                </m:r>
+              </m:sub>
+            </m:sSub>
+          </m:e>
+        </m:nary>
+        <m:r>
+          <m:rPr>
+            <m:sty m:val="p"/>
+          </m:rPr>
+          <m:t>∥</m:t>
+        </m:r>
+        <m:sSub>
+          <m:e>
+            <m:r>
+              <m:t>μ</m:t>
+            </m:r>
+          </m:e>
+          <m:sub>
+            <m:r>
+              <m:t>r</m:t>
+            </m:r>
+            <m:r>
+              <m:rPr>
+                <m:sty m:val="p"/>
+              </m:rPr>
+              <m:t>,</m:t>
+            </m:r>
+            <m:r>
+              <m:t>h</m:t>
+            </m:r>
+          </m:sub>
+        </m:sSub>
+        <m:r>
+          <m:rPr>
+            <m:sty m:val="p"/>
+          </m:rPr>
+          <m:t>(</m:t>
+        </m:r>
+        <m:r>
+          <m:t>q</m:t>
+        </m:r>
+        <m:r>
+          <m:rPr>
+            <m:sty m:val="p"/>
+          </m:rPr>
+          <m:t>)</m:t>
+        </m:r>
+        <m:r>
+          <m:rPr>
+            <m:sty m:val="p"/>
+          </m:rPr>
+          <m:t>∥</m:t>
+        </m:r>
+        <m:r>
+          <m:rPr>
+            <m:sty m:val="p"/>
+          </m:rPr>
+          <m:t>=</m:t>
+        </m:r>
+        <m:r>
+          <m:t>o</m:t>
+        </m:r>
+        <m:r>
+          <m:rPr>
+            <m:sty m:val="p"/>
+          </m:rPr>
+          <m:t>(</m:t>
+        </m:r>
+        <m:sSup>
+          <m:e>
+            <m:r>
+              <m:t>n</m:t>
+            </m:r>
+          </m:e>
+          <m:sup>
+            <m:r>
+              <m:rPr>
+                <m:sty m:val="p"/>
+              </m:rPr>
+              <m:t>−</m:t>
+            </m:r>
+            <m:r>
+              <m:t>1</m:t>
+            </m:r>
             <m:r>
               <m:rPr>
                 <m:sty m:val="p"/>
@@ -1394,7 +1605,50 @@
         </m:r>
       </m:oMath>
       <w:r>
-        <w:t xml:space="preserve">. This condition concerns centered continuous-parameter inference. A vanishing average defect alone suffices for consistency.</w:t>
+        <w:t xml:space="preserve"> </w:t>
+      </w:r>
+      <w:r>
+        <w:t xml:space="preserve">for the compact instrument-pilot set</w:t>
+      </w:r>
+      <w:r>
+        <w:t xml:space="preserve"> </w:t>
+      </w:r>
+      <m:oMath>
+        <m:r>
+          <m:t>Q</m:t>
+        </m:r>
+      </m:oMath>
+      <w:r>
+        <w:t xml:space="preserve">. The moment bounds and limits in (A1) and (A4) apply to the numerical scores as well. With external training, the bound is conditional on that training. This uniform bound controls the mean contribution even for a random complement pilot. A fixed integration step can leave a nonzero defect and then fails this centered continuous-parameter condition. An</w:t>
+      </w:r>
+      <w:r>
+        <w:t xml:space="preserve"> </w:t>
+      </w:r>
+      <m:oMath>
+        <m:r>
+          <m:t>o</m:t>
+        </m:r>
+        <m:r>
+          <m:rPr>
+            <m:sty m:val="p"/>
+          </m:rPr>
+          <m:t>(</m:t>
+        </m:r>
+        <m:r>
+          <m:t>1</m:t>
+        </m:r>
+        <m:r>
+          <m:rPr>
+            <m:sty m:val="p"/>
+          </m:rPr>
+          <m:t>)</m:t>
+        </m:r>
+      </m:oMath>
+      <w:r>
+        <w:t xml:space="preserve"> </w:t>
+      </w:r>
+      <w:r>
+        <w:t xml:space="preserve">bound suffices for consistency alone.</w:t>
       </w:r>
     </w:p>
     <w:p>
@@ -1412,7 +1666,39 @@
         <w:t xml:space="preserve"> </w:t>
       </w:r>
       <w:r>
-        <w:t xml:space="preserve">Under (A1)–(A5), conditional on the independent training data,</w:t>
+        <w:t xml:space="preserve">With known sensor covariance</w:t>
+      </w:r>
+      <w:r>
+        <w:t xml:space="preserve"> </w:t>
+      </w:r>
+      <m:oMath>
+        <m:sSub>
+          <m:e>
+            <m:r>
+              <m:t>C</m:t>
+            </m:r>
+          </m:e>
+          <m:sub>
+            <m:sSub>
+              <m:e>
+                <m:r>
+                  <m:t>ν</m:t>
+                </m:r>
+              </m:e>
+              <m:sub>
+                <m:r>
+                  <m:t>0</m:t>
+                </m:r>
+              </m:sub>
+            </m:sSub>
+          </m:sub>
+        </m:sSub>
+      </m:oMath>
+      <w:r>
+        <w:t xml:space="preserve"> </w:t>
+      </w:r>
+      <w:r>
+        <w:t xml:space="preserve">and under (A1)–(A5), conditional on the independent training data,</w:t>
       </w:r>
     </w:p>
     <w:p>
@@ -2249,7 +2535,599 @@
         <w:pStyle w:val="FirstParagraph"/>
       </w:pPr>
       <w:r>
-        <w:t xml:space="preserve">The exact identity</w:t>
+        <w:t xml:space="preserve">By independence and (A1),</w:t>
+      </w:r>
+      <w:r>
+        <w:t xml:space="preserve"> </w:t>
+      </w:r>
+      <m:oMath>
+        <m:r>
+          <m:t>E</m:t>
+        </m:r>
+        <m:r>
+          <m:rPr>
+            <m:sty m:val="p"/>
+          </m:rPr>
+          <m:t>∥</m:t>
+        </m:r>
+        <m:sSup>
+          <m:e>
+            <m:r>
+              <m:t>n</m:t>
+            </m:r>
+          </m:e>
+          <m:sup>
+            <m:r>
+              <m:rPr>
+                <m:sty m:val="p"/>
+              </m:rPr>
+              <m:t>−</m:t>
+            </m:r>
+            <m:r>
+              <m:t>1</m:t>
+            </m:r>
+          </m:sup>
+        </m:sSup>
+        <m:nary>
+          <m:naryPr>
+            <m:chr m:val="∑"/>
+            <m:limLoc m:val="undOvr"/>
+            <m:subHide m:val="off"/>
+            <m:supHide m:val="on"/>
+          </m:naryPr>
+          <m:sub>
+            <m:r>
+              <m:t>r</m:t>
+            </m:r>
+          </m:sub>
+          <m:sup>
+            <m:r>
+              <m:t>​</m:t>
+            </m:r>
+          </m:sup>
+          <m:e>
+            <m:r>
+              <m:rPr>
+                <m:sty m:val="p"/>
+              </m:rPr>
+              <m:t>(</m:t>
+            </m:r>
+          </m:e>
+        </m:nary>
+        <m:sSub>
+          <m:e>
+            <m:r>
+              <m:t>B</m:t>
+            </m:r>
+          </m:e>
+          <m:sub>
+            <m:r>
+              <m:t>r</m:t>
+            </m:r>
+          </m:sub>
+        </m:sSub>
+        <m:r>
+          <m:rPr>
+            <m:sty m:val="p"/>
+          </m:rPr>
+          <m:t>−</m:t>
+        </m:r>
+        <m:r>
+          <m:t>E</m:t>
+        </m:r>
+        <m:sSub>
+          <m:e>
+            <m:r>
+              <m:t>B</m:t>
+            </m:r>
+          </m:e>
+          <m:sub>
+            <m:r>
+              <m:t>r</m:t>
+            </m:r>
+          </m:sub>
+        </m:sSub>
+        <m:r>
+          <m:rPr>
+            <m:sty m:val="p"/>
+          </m:rPr>
+          <m:t>)</m:t>
+        </m:r>
+        <m:sSup>
+          <m:e>
+            <m:r>
+              <m:rPr>
+                <m:sty m:val="p"/>
+              </m:rPr>
+              <m:t>∥</m:t>
+            </m:r>
+          </m:e>
+          <m:sup>
+            <m:r>
+              <m:t>2</m:t>
+            </m:r>
+          </m:sup>
+        </m:sSup>
+        <m:r>
+          <m:rPr>
+            <m:sty m:val="p"/>
+          </m:rPr>
+          <m:t>≤</m:t>
+        </m:r>
+        <m:r>
+          <m:t>C</m:t>
+        </m:r>
+        <m:r>
+          <m:rPr>
+            <m:sty m:val="p"/>
+          </m:rPr>
+          <m:t>/</m:t>
+        </m:r>
+        <m:r>
+          <m:t>n</m:t>
+        </m:r>
+      </m:oMath>
+      <w:r>
+        <w:t xml:space="preserve">, so (A4) gives</w:t>
+      </w:r>
+      <w:r>
+        <w:t xml:space="preserve"> </w:t>
+      </w:r>
+      <m:oMath>
+        <m:sSub>
+          <m:e>
+            <m:acc>
+              <m:accPr>
+                <m:chr m:val="‾"/>
+              </m:accPr>
+              <m:e>
+                <m:r>
+                  <m:t>B</m:t>
+                </m:r>
+              </m:e>
+            </m:acc>
+          </m:e>
+          <m:sub>
+            <m:r>
+              <m:t>n</m:t>
+            </m:r>
+          </m:sub>
+        </m:sSub>
+        <m:sSub>
+          <m:e>
+            <m:r>
+              <m:rPr>
+                <m:sty m:val="p"/>
+              </m:rPr>
+              <m:t>→</m:t>
+            </m:r>
+          </m:e>
+          <m:sub>
+            <m:r>
+              <m:t>P</m:t>
+            </m:r>
+          </m:sub>
+        </m:sSub>
+        <m:r>
+          <m:t>B</m:t>
+        </m:r>
+      </m:oMath>
+      <w:r>
+        <w:t xml:space="preserve">. Likewise</w:t>
+      </w:r>
+      <w:r>
+        <w:t xml:space="preserve"> </w:t>
+      </w:r>
+      <m:oMath>
+        <m:sSub>
+          <m:e>
+            <m:acc>
+              <m:accPr>
+                <m:chr m:val="‾"/>
+              </m:accPr>
+              <m:e>
+                <m:r>
+                  <m:t>ψ</m:t>
+                </m:r>
+              </m:e>
+            </m:acc>
+          </m:e>
+          <m:sub>
+            <m:r>
+              <m:t>n</m:t>
+            </m:r>
+          </m:sub>
+        </m:sSub>
+        <m:sSub>
+          <m:e>
+            <m:r>
+              <m:rPr>
+                <m:sty m:val="p"/>
+              </m:rPr>
+              <m:t>→</m:t>
+            </m:r>
+          </m:e>
+          <m:sub>
+            <m:r>
+              <m:t>P</m:t>
+            </m:r>
+          </m:sub>
+        </m:sSub>
+        <m:r>
+          <m:t>0</m:t>
+        </m:r>
+      </m:oMath>
+      <w:r>
+        <w:t xml:space="preserve">. For any fixed vector</w:t>
+      </w:r>
+      <w:r>
+        <w:t xml:space="preserve"> </w:t>
+      </w:r>
+      <m:oMath>
+        <m:r>
+          <m:t>c</m:t>
+        </m:r>
+      </m:oMath>
+      <w:r>
+        <w:t xml:space="preserve">, the Lyapunov numerator for the centered sum of</w:t>
+      </w:r>
+      <w:r>
+        <w:t xml:space="preserve"> </w:t>
+      </w:r>
+      <m:oMath>
+        <m:sSup>
+          <m:e>
+            <m:r>
+              <m:t>c</m:t>
+            </m:r>
+          </m:e>
+          <m:sup>
+            <m:r>
+              <m:rPr>
+                <m:sty m:val="p"/>
+              </m:rPr>
+              <m:t>⊤</m:t>
+            </m:r>
+          </m:sup>
+        </m:sSup>
+        <m:sSub>
+          <m:e>
+            <m:r>
+              <m:t>ψ</m:t>
+            </m:r>
+          </m:e>
+          <m:sub>
+            <m:r>
+              <m:t>r</m:t>
+            </m:r>
+          </m:sub>
+        </m:sSub>
+      </m:oMath>
+      <w:r>
+        <w:t xml:space="preserve"> </w:t>
+      </w:r>
+      <w:r>
+        <w:t xml:space="preserve">is at most</w:t>
+      </w:r>
+      <w:r>
+        <w:t xml:space="preserve"> </w:t>
+      </w:r>
+      <m:oMath>
+        <m:r>
+          <m:t>C</m:t>
+        </m:r>
+        <m:r>
+          <m:t>n</m:t>
+        </m:r>
+      </m:oMath>
+      <w:r>
+        <w:t xml:space="preserve">, whereas its variance to power</w:t>
+      </w:r>
+      <w:r>
+        <w:t xml:space="preserve"> </w:t>
+      </w:r>
+      <m:oMath>
+        <m:r>
+          <m:t>1</m:t>
+        </m:r>
+        <m:r>
+          <m:rPr>
+            <m:sty m:val="p"/>
+          </m:rPr>
+          <m:t>+</m:t>
+        </m:r>
+        <m:r>
+          <m:t>δ</m:t>
+        </m:r>
+        <m:r>
+          <m:rPr>
+            <m:sty m:val="p"/>
+          </m:rPr>
+          <m:t>/</m:t>
+        </m:r>
+        <m:r>
+          <m:t>2</m:t>
+        </m:r>
+      </m:oMath>
+      <w:r>
+        <w:t xml:space="preserve"> </w:t>
+      </w:r>
+      <w:r>
+        <w:t xml:space="preserve">has order</w:t>
+      </w:r>
+      <w:r>
+        <w:t xml:space="preserve"> </w:t>
+      </w:r>
+      <m:oMath>
+        <m:sSup>
+          <m:e>
+            <m:r>
+              <m:t>n</m:t>
+            </m:r>
+          </m:e>
+          <m:sup>
+            <m:r>
+              <m:t>1</m:t>
+            </m:r>
+            <m:r>
+              <m:rPr>
+                <m:sty m:val="p"/>
+              </m:rPr>
+              <m:t>+</m:t>
+            </m:r>
+            <m:r>
+              <m:t>δ</m:t>
+            </m:r>
+            <m:r>
+              <m:rPr>
+                <m:sty m:val="p"/>
+              </m:rPr>
+              <m:t>/</m:t>
+            </m:r>
+            <m:r>
+              <m:t>2</m:t>
+            </m:r>
+          </m:sup>
+        </m:sSup>
+      </m:oMath>
+      <w:r>
+        <w:t xml:space="preserve">. The ratio tends to zero. The scalar Lyapunov CLT and Cramer–Wold therefore yield</w:t>
+      </w:r>
+      <w:r>
+        <w:t xml:space="preserve"> </w:t>
+      </w:r>
+      <m:oMath>
+        <m:sSup>
+          <m:e>
+            <m:r>
+              <m:t>n</m:t>
+            </m:r>
+          </m:e>
+          <m:sup>
+            <m:r>
+              <m:rPr>
+                <m:sty m:val="p"/>
+              </m:rPr>
+              <m:t>−</m:t>
+            </m:r>
+            <m:r>
+              <m:t>1</m:t>
+            </m:r>
+            <m:r>
+              <m:rPr>
+                <m:sty m:val="p"/>
+              </m:rPr>
+              <m:t>/</m:t>
+            </m:r>
+            <m:r>
+              <m:t>2</m:t>
+            </m:r>
+          </m:sup>
+        </m:sSup>
+        <m:nary>
+          <m:naryPr>
+            <m:chr m:val="∑"/>
+            <m:limLoc m:val="undOvr"/>
+            <m:subHide m:val="off"/>
+            <m:supHide m:val="on"/>
+          </m:naryPr>
+          <m:sub>
+            <m:r>
+              <m:t>r</m:t>
+            </m:r>
+          </m:sub>
+          <m:sup>
+            <m:r>
+              <m:t>​</m:t>
+            </m:r>
+          </m:sup>
+          <m:e>
+            <m:r>
+              <m:rPr>
+                <m:sty m:val="p"/>
+              </m:rPr>
+              <m:t>(</m:t>
+            </m:r>
+          </m:e>
+        </m:nary>
+        <m:sSub>
+          <m:e>
+            <m:r>
+              <m:t>ψ</m:t>
+            </m:r>
+          </m:e>
+          <m:sub>
+            <m:r>
+              <m:t>r</m:t>
+            </m:r>
+          </m:sub>
+        </m:sSub>
+        <m:r>
+          <m:rPr>
+            <m:sty m:val="p"/>
+          </m:rPr>
+          <m:t>−</m:t>
+        </m:r>
+        <m:r>
+          <m:t>E</m:t>
+        </m:r>
+        <m:sSub>
+          <m:e>
+            <m:r>
+              <m:t>ψ</m:t>
+            </m:r>
+          </m:e>
+          <m:sub>
+            <m:r>
+              <m:t>r</m:t>
+            </m:r>
+          </m:sub>
+        </m:sSub>
+        <m:r>
+          <m:rPr>
+            <m:sty m:val="p"/>
+          </m:rPr>
+          <m:t>)</m:t>
+        </m:r>
+        <m:r>
+          <m:rPr>
+            <m:sty m:val="p"/>
+          </m:rPr>
+          <m:t>⇒</m:t>
+        </m:r>
+        <m:r>
+          <m:t>N</m:t>
+        </m:r>
+        <m:r>
+          <m:rPr>
+            <m:sty m:val="p"/>
+          </m:rPr>
+          <m:t>(</m:t>
+        </m:r>
+        <m:r>
+          <m:t>0</m:t>
+        </m:r>
+        <m:r>
+          <m:rPr>
+            <m:sty m:val="p"/>
+          </m:rPr>
+          <m:t>,</m:t>
+        </m:r>
+        <m:sSub>
+          <m:e>
+            <m:r>
+              <m:t>V</m:t>
+            </m:r>
+          </m:e>
+          <m:sub>
+            <m:r>
+              <m:t>ψ</m:t>
+            </m:r>
+          </m:sub>
+        </m:sSub>
+        <m:r>
+          <m:rPr>
+            <m:sty m:val="p"/>
+          </m:rPr>
+          <m:t>)</m:t>
+        </m:r>
+      </m:oMath>
+      <w:r>
+        <w:t xml:space="preserve">. Assumption (A5) makes</w:t>
+      </w:r>
+      <w:r>
+        <w:t xml:space="preserve"> </w:t>
+      </w:r>
+      <m:oMath>
+        <m:sSup>
+          <m:e>
+            <m:r>
+              <m:t>n</m:t>
+            </m:r>
+          </m:e>
+          <m:sup>
+            <m:r>
+              <m:rPr>
+                <m:sty m:val="p"/>
+              </m:rPr>
+              <m:t>−</m:t>
+            </m:r>
+            <m:r>
+              <m:t>1</m:t>
+            </m:r>
+            <m:r>
+              <m:rPr>
+                <m:sty m:val="p"/>
+              </m:rPr>
+              <m:t>/</m:t>
+            </m:r>
+            <m:r>
+              <m:t>2</m:t>
+            </m:r>
+          </m:sup>
+        </m:sSup>
+        <m:nary>
+          <m:naryPr>
+            <m:chr m:val="∑"/>
+            <m:limLoc m:val="undOvr"/>
+            <m:subHide m:val="off"/>
+            <m:supHide m:val="on"/>
+          </m:naryPr>
+          <m:sub>
+            <m:r>
+              <m:t>r</m:t>
+            </m:r>
+          </m:sub>
+          <m:sup>
+            <m:r>
+              <m:t>​</m:t>
+            </m:r>
+          </m:sup>
+          <m:e>
+            <m:r>
+              <m:t>E</m:t>
+            </m:r>
+          </m:e>
+        </m:nary>
+        <m:sSub>
+          <m:e>
+            <m:r>
+              <m:t>ψ</m:t>
+            </m:r>
+          </m:e>
+          <m:sub>
+            <m:r>
+              <m:t>r</m:t>
+            </m:r>
+          </m:sub>
+        </m:sSub>
+        <m:r>
+          <m:rPr>
+            <m:sty m:val="p"/>
+          </m:rPr>
+          <m:t>=</m:t>
+        </m:r>
+        <m:r>
+          <m:t>o</m:t>
+        </m:r>
+        <m:r>
+          <m:rPr>
+            <m:sty m:val="p"/>
+          </m:rPr>
+          <m:t>(</m:t>
+        </m:r>
+        <m:r>
+          <m:t>1</m:t>
+        </m:r>
+        <m:r>
+          <m:rPr>
+            <m:sty m:val="p"/>
+          </m:rPr>
+          <m:t>)</m:t>
+        </m:r>
+      </m:oMath>
+      <w:r>
+        <w:t xml:space="preserve">. The exact identity</w:t>
       </w:r>
       <w:r>
         <w:t xml:space="preserve"> </w:t>
@@ -2352,7 +3230,258 @@
         <w:t xml:space="preserve"> </w:t>
       </w:r>
       <w:r>
-        <w:t xml:space="preserve">gives consistency by the law of large numbers, followed by the displayed CLT by Lindeberg and Slutsky. The empirical score covariance converges to</w:t>
+        <w:t xml:space="preserve">and Slutsky prove both limits.</w:t>
+      </w:r>
+    </w:p>
+    <w:p>
+      <w:pPr>
+        <w:pStyle w:val="BodyText"/>
+      </w:pPr>
+      <w:r>
+        <w:t xml:space="preserve">For the sandwich, put</w:t>
+      </w:r>
+      <w:r>
+        <w:t xml:space="preserve"> </w:t>
+      </w:r>
+      <m:oMath>
+        <m:sSub>
+          <m:e>
+            <m:acc>
+              <m:accPr>
+                <m:chr m:val="̂"/>
+              </m:accPr>
+              <m:e>
+                <m:r>
+                  <m:t>ψ</m:t>
+                </m:r>
+              </m:e>
+            </m:acc>
+          </m:e>
+          <m:sub>
+            <m:r>
+              <m:t>r</m:t>
+            </m:r>
+          </m:sub>
+        </m:sSub>
+        <m:r>
+          <m:rPr>
+            <m:sty m:val="p"/>
+          </m:rPr>
+          <m:t>=</m:t>
+        </m:r>
+        <m:sSub>
+          <m:e>
+            <m:r>
+              <m:t>a</m:t>
+            </m:r>
+          </m:e>
+          <m:sub>
+            <m:r>
+              <m:t>r</m:t>
+            </m:r>
+          </m:sub>
+        </m:sSub>
+        <m:r>
+          <m:rPr>
+            <m:sty m:val="p"/>
+          </m:rPr>
+          <m:t>−</m:t>
+        </m:r>
+        <m:sSub>
+          <m:e>
+            <m:r>
+              <m:t>B</m:t>
+            </m:r>
+          </m:e>
+          <m:sub>
+            <m:r>
+              <m:t>r</m:t>
+            </m:r>
+          </m:sub>
+        </m:sSub>
+        <m:sSub>
+          <m:e>
+            <m:acc>
+              <m:accPr>
+                <m:chr m:val="̂"/>
+              </m:accPr>
+              <m:e>
+                <m:r>
+                  <m:t>θ</m:t>
+                </m:r>
+              </m:e>
+            </m:acc>
+          </m:e>
+          <m:sub>
+            <m:r>
+              <m:t>n</m:t>
+            </m:r>
+          </m:sub>
+        </m:sSub>
+      </m:oMath>
+      <w:r>
+        <w:t xml:space="preserve">. Independence and the fourth-moment bound give</w:t>
+      </w:r>
+      <w:r>
+        <w:t xml:space="preserve"> </w:t>
+      </w:r>
+      <m:oMath>
+        <m:sSup>
+          <m:e>
+            <m:r>
+              <m:t>n</m:t>
+            </m:r>
+          </m:e>
+          <m:sup>
+            <m:r>
+              <m:rPr>
+                <m:sty m:val="p"/>
+              </m:rPr>
+              <m:t>−</m:t>
+            </m:r>
+            <m:r>
+              <m:t>1</m:t>
+            </m:r>
+          </m:sup>
+        </m:sSup>
+        <m:nary>
+          <m:naryPr>
+            <m:chr m:val="∑"/>
+            <m:limLoc m:val="undOvr"/>
+            <m:subHide m:val="off"/>
+            <m:supHide m:val="on"/>
+          </m:naryPr>
+          <m:sub>
+            <m:r>
+              <m:t>r</m:t>
+            </m:r>
+          </m:sub>
+          <m:sup>
+            <m:r>
+              <m:t>​</m:t>
+            </m:r>
+          </m:sup>
+          <m:e>
+            <m:r>
+              <m:rPr>
+                <m:sty m:val="p"/>
+              </m:rPr>
+              <m:t>{</m:t>
+            </m:r>
+          </m:e>
+        </m:nary>
+        <m:sSub>
+          <m:e>
+            <m:r>
+              <m:t>ψ</m:t>
+            </m:r>
+          </m:e>
+          <m:sub>
+            <m:r>
+              <m:t>r</m:t>
+            </m:r>
+          </m:sub>
+        </m:sSub>
+        <m:sSubSup>
+          <m:e>
+            <m:r>
+              <m:t>ψ</m:t>
+            </m:r>
+          </m:e>
+          <m:sub>
+            <m:r>
+              <m:t>r</m:t>
+            </m:r>
+          </m:sub>
+          <m:sup>
+            <m:r>
+              <m:rPr>
+                <m:sty m:val="p"/>
+              </m:rPr>
+              <m:t>⊤</m:t>
+            </m:r>
+          </m:sup>
+        </m:sSubSup>
+        <m:r>
+          <m:rPr>
+            <m:sty m:val="p"/>
+          </m:rPr>
+          <m:t>−</m:t>
+        </m:r>
+        <m:r>
+          <m:t>E</m:t>
+        </m:r>
+        <m:r>
+          <m:rPr>
+            <m:sty m:val="p"/>
+          </m:rPr>
+          <m:t>(</m:t>
+        </m:r>
+        <m:sSub>
+          <m:e>
+            <m:r>
+              <m:t>ψ</m:t>
+            </m:r>
+          </m:e>
+          <m:sub>
+            <m:r>
+              <m:t>r</m:t>
+            </m:r>
+          </m:sub>
+        </m:sSub>
+        <m:sSubSup>
+          <m:e>
+            <m:r>
+              <m:t>ψ</m:t>
+            </m:r>
+          </m:e>
+          <m:sub>
+            <m:r>
+              <m:t>r</m:t>
+            </m:r>
+          </m:sub>
+          <m:sup>
+            <m:r>
+              <m:rPr>
+                <m:sty m:val="p"/>
+              </m:rPr>
+              <m:t>⊤</m:t>
+            </m:r>
+          </m:sup>
+        </m:sSubSup>
+        <m:r>
+          <m:rPr>
+            <m:sty m:val="p"/>
+          </m:rPr>
+          <m:t>)</m:t>
+        </m:r>
+        <m:r>
+          <m:rPr>
+            <m:sty m:val="p"/>
+          </m:rPr>
+          <m:t>}</m:t>
+        </m:r>
+        <m:sSub>
+          <m:e>
+            <m:r>
+              <m:rPr>
+                <m:sty m:val="p"/>
+              </m:rPr>
+              <m:t>→</m:t>
+            </m:r>
+          </m:e>
+          <m:sub>
+            <m:r>
+              <m:t>P</m:t>
+            </m:r>
+          </m:sub>
+        </m:sSub>
+        <m:r>
+          <m:t>0</m:t>
+        </m:r>
+      </m:oMath>
+      <w:r>
+        <w:t xml:space="preserve">. Exact mean zero, or (A5) with bounded means, implies that its limit is</w:t>
       </w:r>
       <w:r>
         <w:t xml:space="preserve"> </w:t>
@@ -2372,12 +3501,46 @@
         </m:sSub>
       </m:oMath>
       <w:r>
-        <w:t xml:space="preserve">: each conditional mean is zero, so variation of the deterministic trajectories creates no between-record mean term. Replacing</w:t>
-      </w:r>
-      <w:r>
-        <w:t xml:space="preserve"> </w:t>
-      </w:r>
-      <m:oMath>
+        <w:t xml:space="preserve">. Writing</w:t>
+      </w:r>
+      <w:r>
+        <w:t xml:space="preserve"> </w:t>
+      </w:r>
+      <m:oMath>
+        <m:r>
+          <m:t>d</m:t>
+        </m:r>
+        <m:r>
+          <m:rPr>
+            <m:sty m:val="p"/>
+          </m:rPr>
+          <m:t>=</m:t>
+        </m:r>
+        <m:sSub>
+          <m:e>
+            <m:acc>
+              <m:accPr>
+                <m:chr m:val="̂"/>
+              </m:accPr>
+              <m:e>
+                <m:r>
+                  <m:t>θ</m:t>
+                </m:r>
+              </m:e>
+            </m:acc>
+          </m:e>
+          <m:sub>
+            <m:r>
+              <m:t>n</m:t>
+            </m:r>
+          </m:sub>
+        </m:sSub>
+        <m:r>
+          <m:rPr>
+            <m:sty m:val="p"/>
+          </m:rPr>
+          <m:t>−</m:t>
+        </m:r>
         <m:sSub>
           <m:e>
             <m:r>
@@ -2390,21 +3553,16 @@
             </m:r>
           </m:sub>
         </m:sSub>
-      </m:oMath>
-      <w:r>
-        <w:t xml:space="preserve"> </w:t>
-      </w:r>
-      <w:r>
-        <w:t xml:space="preserve">by the consistent estimate changes this covariance by</w:t>
-      </w:r>
-      <w:r>
-        <w:t xml:space="preserve"> </w:t>
-      </w:r>
-      <m:oMath>
-        <m:sSub>
-          <m:e>
-            <m:r>
-              <m:t>o</m:t>
+        <m:r>
+          <m:rPr>
+            <m:sty m:val="p"/>
+          </m:rPr>
+          <m:t>=</m:t>
+        </m:r>
+        <m:sSub>
+          <m:e>
+            <m:r>
+              <m:t>O</m:t>
             </m:r>
           </m:e>
           <m:sub>
@@ -2419,6 +3577,516 @@
           </m:rPr>
           <m:t>(</m:t>
         </m:r>
+        <m:sSup>
+          <m:e>
+            <m:r>
+              <m:t>n</m:t>
+            </m:r>
+          </m:e>
+          <m:sup>
+            <m:r>
+              <m:rPr>
+                <m:sty m:val="p"/>
+              </m:rPr>
+              <m:t>−</m:t>
+            </m:r>
+            <m:r>
+              <m:t>1</m:t>
+            </m:r>
+            <m:r>
+              <m:rPr>
+                <m:sty m:val="p"/>
+              </m:rPr>
+              <m:t>/</m:t>
+            </m:r>
+            <m:r>
+              <m:t>2</m:t>
+            </m:r>
+          </m:sup>
+        </m:sSup>
+        <m:r>
+          <m:rPr>
+            <m:sty m:val="p"/>
+          </m:rPr>
+          <m:t>)</m:t>
+        </m:r>
+      </m:oMath>
+      <w:r>
+        <w:t xml:space="preserve">, Cauchy–Schwarz bounds the change caused by substituting</w:t>
+      </w:r>
+      <w:r>
+        <w:t xml:space="preserve"> </w:t>
+      </w:r>
+      <m:oMath>
+        <m:sSub>
+          <m:e>
+            <m:acc>
+              <m:accPr>
+                <m:chr m:val="̂"/>
+              </m:accPr>
+              <m:e>
+                <m:r>
+                  <m:t>ψ</m:t>
+                </m:r>
+              </m:e>
+            </m:acc>
+          </m:e>
+          <m:sub>
+            <m:r>
+              <m:t>r</m:t>
+            </m:r>
+          </m:sub>
+        </m:sSub>
+        <m:r>
+          <m:rPr>
+            <m:sty m:val="p"/>
+          </m:rPr>
+          <m:t>=</m:t>
+        </m:r>
+        <m:sSub>
+          <m:e>
+            <m:r>
+              <m:t>ψ</m:t>
+            </m:r>
+          </m:e>
+          <m:sub>
+            <m:r>
+              <m:t>r</m:t>
+            </m:r>
+          </m:sub>
+        </m:sSub>
+        <m:r>
+          <m:rPr>
+            <m:sty m:val="p"/>
+          </m:rPr>
+          <m:t>−</m:t>
+        </m:r>
+        <m:sSub>
+          <m:e>
+            <m:r>
+              <m:t>B</m:t>
+            </m:r>
+          </m:e>
+          <m:sub>
+            <m:r>
+              <m:t>r</m:t>
+            </m:r>
+          </m:sub>
+        </m:sSub>
+        <m:r>
+          <m:t>d</m:t>
+        </m:r>
+      </m:oMath>
+      <w:r>
+        <w:t xml:space="preserve"> </w:t>
+      </w:r>
+      <w:r>
+        <w:t xml:space="preserve">by</w:t>
+      </w:r>
+    </w:p>
+    <w:p>
+      <w:pPr>
+        <w:pStyle w:val="BodyText"/>
+      </w:pPr>
+      <m:oMathPara>
+        <m:oMathParaPr>
+          <m:jc m:val="center"/>
+        </m:oMathParaPr>
+        <m:oMath>
+          <m:r>
+            <m:t>2</m:t>
+          </m:r>
+          <m:r>
+            <m:rPr>
+              <m:sty m:val="p"/>
+            </m:rPr>
+            <m:t>∥</m:t>
+          </m:r>
+          <m:r>
+            <m:t>d</m:t>
+          </m:r>
+          <m:r>
+            <m:rPr>
+              <m:sty m:val="p"/>
+            </m:rPr>
+            <m:t>∥</m:t>
+          </m:r>
+          <m:sSup>
+            <m:e>
+              <m:d>
+                <m:dPr>
+                  <m:begChr m:val="("/>
+                  <m:sepChr m:val=""/>
+                  <m:endChr m:val=")"/>
+                  <m:grow/>
+                </m:dPr>
+                <m:e>
+                  <m:sSup>
+                    <m:e>
+                      <m:r>
+                        <m:t>n</m:t>
+                      </m:r>
+                    </m:e>
+                    <m:sup>
+                      <m:r>
+                        <m:rPr>
+                          <m:sty m:val="p"/>
+                        </m:rPr>
+                        <m:t>−</m:t>
+                      </m:r>
+                      <m:r>
+                        <m:t>1</m:t>
+                      </m:r>
+                    </m:sup>
+                  </m:sSup>
+                  <m:nary>
+                    <m:naryPr>
+                      <m:chr m:val="∑"/>
+                      <m:limLoc m:val="undOvr"/>
+                      <m:subHide m:val="off"/>
+                      <m:supHide m:val="on"/>
+                    </m:naryPr>
+                    <m:sub>
+                      <m:r>
+                        <m:t>r</m:t>
+                      </m:r>
+                    </m:sub>
+                    <m:sup>
+                      <m:r>
+                        <m:t>​</m:t>
+                      </m:r>
+                    </m:sup>
+                    <m:e>
+                      <m:r>
+                        <m:rPr>
+                          <m:sty m:val="p"/>
+                        </m:rPr>
+                        <m:t>∥</m:t>
+                      </m:r>
+                    </m:e>
+                  </m:nary>
+                  <m:sSub>
+                    <m:e>
+                      <m:r>
+                        <m:t>B</m:t>
+                      </m:r>
+                    </m:e>
+                    <m:sub>
+                      <m:r>
+                        <m:t>r</m:t>
+                      </m:r>
+                    </m:sub>
+                  </m:sSub>
+                  <m:sSup>
+                    <m:e>
+                      <m:r>
+                        <m:rPr>
+                          <m:sty m:val="p"/>
+                        </m:rPr>
+                        <m:t>∥</m:t>
+                      </m:r>
+                    </m:e>
+                    <m:sup>
+                      <m:r>
+                        <m:t>2</m:t>
+                      </m:r>
+                    </m:sup>
+                  </m:sSup>
+                </m:e>
+              </m:d>
+            </m:e>
+            <m:sup>
+              <m:r>
+                <m:t>1</m:t>
+              </m:r>
+              <m:r>
+                <m:rPr>
+                  <m:sty m:val="p"/>
+                </m:rPr>
+                <m:t>/</m:t>
+              </m:r>
+              <m:r>
+                <m:t>2</m:t>
+              </m:r>
+            </m:sup>
+          </m:sSup>
+          <m:sSup>
+            <m:e>
+              <m:d>
+                <m:dPr>
+                  <m:begChr m:val="("/>
+                  <m:sepChr m:val=""/>
+                  <m:endChr m:val=")"/>
+                  <m:grow/>
+                </m:dPr>
+                <m:e>
+                  <m:sSup>
+                    <m:e>
+                      <m:r>
+                        <m:t>n</m:t>
+                      </m:r>
+                    </m:e>
+                    <m:sup>
+                      <m:r>
+                        <m:rPr>
+                          <m:sty m:val="p"/>
+                        </m:rPr>
+                        <m:t>−</m:t>
+                      </m:r>
+                      <m:r>
+                        <m:t>1</m:t>
+                      </m:r>
+                    </m:sup>
+                  </m:sSup>
+                  <m:nary>
+                    <m:naryPr>
+                      <m:chr m:val="∑"/>
+                      <m:limLoc m:val="undOvr"/>
+                      <m:subHide m:val="off"/>
+                      <m:supHide m:val="on"/>
+                    </m:naryPr>
+                    <m:sub>
+                      <m:r>
+                        <m:t>r</m:t>
+                      </m:r>
+                    </m:sub>
+                    <m:sup>
+                      <m:r>
+                        <m:t>​</m:t>
+                      </m:r>
+                    </m:sup>
+                    <m:e>
+                      <m:r>
+                        <m:rPr>
+                          <m:sty m:val="p"/>
+                        </m:rPr>
+                        <m:t>∥</m:t>
+                      </m:r>
+                    </m:e>
+                  </m:nary>
+                  <m:sSub>
+                    <m:e>
+                      <m:r>
+                        <m:t>ψ</m:t>
+                      </m:r>
+                    </m:e>
+                    <m:sub>
+                      <m:r>
+                        <m:t>r</m:t>
+                      </m:r>
+                    </m:sub>
+                  </m:sSub>
+                  <m:sSup>
+                    <m:e>
+                      <m:r>
+                        <m:rPr>
+                          <m:sty m:val="p"/>
+                        </m:rPr>
+                        <m:t>∥</m:t>
+                      </m:r>
+                    </m:e>
+                    <m:sup>
+                      <m:r>
+                        <m:t>2</m:t>
+                      </m:r>
+                    </m:sup>
+                  </m:sSup>
+                </m:e>
+              </m:d>
+            </m:e>
+            <m:sup>
+              <m:r>
+                <m:t>1</m:t>
+              </m:r>
+              <m:r>
+                <m:rPr>
+                  <m:sty m:val="p"/>
+                </m:rPr>
+                <m:t>/</m:t>
+              </m:r>
+              <m:r>
+                <m:t>2</m:t>
+              </m:r>
+            </m:sup>
+          </m:sSup>
+          <m:r>
+            <m:rPr>
+              <m:sty m:val="p"/>
+            </m:rPr>
+            <m:t>+</m:t>
+          </m:r>
+          <m:r>
+            <m:rPr>
+              <m:sty m:val="p"/>
+            </m:rPr>
+            <m:t>∥</m:t>
+          </m:r>
+          <m:r>
+            <m:t>d</m:t>
+          </m:r>
+          <m:sSup>
+            <m:e>
+              <m:r>
+                <m:rPr>
+                  <m:sty m:val="p"/>
+                </m:rPr>
+                <m:t>∥</m:t>
+              </m:r>
+            </m:e>
+            <m:sup>
+              <m:r>
+                <m:t>2</m:t>
+              </m:r>
+            </m:sup>
+          </m:sSup>
+          <m:sSup>
+            <m:e>
+              <m:r>
+                <m:t>n</m:t>
+              </m:r>
+            </m:e>
+            <m:sup>
+              <m:r>
+                <m:rPr>
+                  <m:sty m:val="p"/>
+                </m:rPr>
+                <m:t>−</m:t>
+              </m:r>
+              <m:r>
+                <m:t>1</m:t>
+              </m:r>
+            </m:sup>
+          </m:sSup>
+          <m:nary>
+            <m:naryPr>
+              <m:chr m:val="∑"/>
+              <m:limLoc m:val="undOvr"/>
+              <m:subHide m:val="off"/>
+              <m:supHide m:val="on"/>
+            </m:naryPr>
+            <m:sub>
+              <m:r>
+                <m:t>r</m:t>
+              </m:r>
+            </m:sub>
+            <m:sup>
+              <m:r>
+                <m:t>​</m:t>
+              </m:r>
+            </m:sup>
+            <m:e>
+              <m:r>
+                <m:rPr>
+                  <m:sty m:val="p"/>
+                </m:rPr>
+                <m:t>∥</m:t>
+              </m:r>
+            </m:e>
+          </m:nary>
+          <m:sSub>
+            <m:e>
+              <m:r>
+                <m:t>B</m:t>
+              </m:r>
+            </m:e>
+            <m:sub>
+              <m:r>
+                <m:t>r</m:t>
+              </m:r>
+            </m:sub>
+          </m:sSub>
+          <m:sSup>
+            <m:e>
+              <m:r>
+                <m:rPr>
+                  <m:sty m:val="p"/>
+                </m:rPr>
+                <m:t>∥</m:t>
+              </m:r>
+            </m:e>
+            <m:sup>
+              <m:r>
+                <m:t>2</m:t>
+              </m:r>
+            </m:sup>
+          </m:sSup>
+          <m:r>
+            <m:rPr>
+              <m:sty m:val="p"/>
+            </m:rPr>
+            <m:t>=</m:t>
+          </m:r>
+          <m:sSub>
+            <m:e>
+              <m:r>
+                <m:t>o</m:t>
+              </m:r>
+            </m:e>
+            <m:sub>
+              <m:r>
+                <m:t>P</m:t>
+              </m:r>
+            </m:sub>
+          </m:sSub>
+          <m:r>
+            <m:rPr>
+              <m:sty m:val="p"/>
+            </m:rPr>
+            <m:t>(</m:t>
+          </m:r>
+          <m:r>
+            <m:t>1</m:t>
+          </m:r>
+          <m:r>
+            <m:rPr>
+              <m:sty m:val="p"/>
+            </m:rPr>
+            <m:t>)</m:t>
+          </m:r>
+          <m:r>
+            <m:rPr>
+              <m:sty m:val="p"/>
+            </m:rPr>
+            <m:t>.</m:t>
+          </m:r>
+        </m:oMath>
+      </m:oMathPara>
+    </w:p>
+    <w:p>
+      <w:pPr>
+        <w:pStyle w:val="FirstParagraph"/>
+      </w:pPr>
+      <w:r>
+        <w:t xml:space="preserve">The fitted score mean is zero by the pooled estimating equation. Thus its empirical centered covariance, with optional factor</w:t>
+      </w:r>
+      <w:r>
+        <w:t xml:space="preserve"> </w:t>
+      </w:r>
+      <m:oMath>
+        <m:r>
+          <m:t>n</m:t>
+        </m:r>
+        <m:r>
+          <m:rPr>
+            <m:sty m:val="p"/>
+          </m:rPr>
+          <m:t>/</m:t>
+        </m:r>
+        <m:r>
+          <m:rPr>
+            <m:sty m:val="p"/>
+          </m:rPr>
+          <m:t>(</m:t>
+        </m:r>
+        <m:r>
+          <m:t>n</m:t>
+        </m:r>
+        <m:r>
+          <m:rPr>
+            <m:sty m:val="p"/>
+          </m:rPr>
+          <m:t>−</m:t>
+        </m:r>
         <m:r>
           <m:t>1</m:t>
         </m:r>
@@ -2430,67 +4098,68 @@
         </m:r>
       </m:oMath>
       <w:r>
-        <w:t xml:space="preserve"> </w:t>
-      </w:r>
-      <w:r>
-        <w:t xml:space="preserve">under the moment conditions. The quadrature assumption makes its centered contribution</w:t>
-      </w:r>
-      <w:r>
-        <w:t xml:space="preserve"> </w:t>
-      </w:r>
-      <m:oMath>
-        <m:sSub>
-          <m:e>
-            <m:r>
-              <m:t>o</m:t>
-            </m:r>
-          </m:e>
-          <m:sub>
-            <m:r>
-              <m:t>P</m:t>
-            </m:r>
-          </m:sub>
-        </m:sSub>
-        <m:r>
-          <m:rPr>
-            <m:sty m:val="p"/>
-          </m:rPr>
-          <m:t>(</m:t>
-        </m:r>
-        <m:r>
-          <m:t>1</m:t>
-        </m:r>
-        <m:r>
-          <m:rPr>
-            <m:sty m:val="p"/>
-          </m:rPr>
-          <m:t>)</m:t>
-        </m:r>
-      </m:oMath>
-      <w:r>
-        <w:t xml:space="preserve"> </w:t>
-      </w:r>
-      <w:r>
-        <w:t xml:space="preserve">after multiplication by</w:t>
-      </w:r>
-      <w:r>
-        <w:t xml:space="preserve"> </w:t>
-      </w:r>
-      <m:oMath>
-        <m:rad>
-          <m:radPr>
-            <m:degHide m:val="on"/>
-          </m:radPr>
-          <m:deg/>
-          <m:e>
+        <w:t xml:space="preserve">, converges to</w:t>
+      </w:r>
+      <w:r>
+        <w:t xml:space="preserve"> </w:t>
+      </w:r>
+      <m:oMath>
+        <m:sSub>
+          <m:e>
+            <m:r>
+              <m:t>V</m:t>
+            </m:r>
+          </m:e>
+          <m:sub>
+            <m:r>
+              <m:t>ψ</m:t>
+            </m:r>
+          </m:sub>
+        </m:sSub>
+      </m:oMath>
+      <w:r>
+        <w:t xml:space="preserve">; multiplication by</w:t>
+      </w:r>
+      <w:r>
+        <w:t xml:space="preserve"> </w:t>
+      </w:r>
+      <m:oMath>
+        <m:sSubSup>
+          <m:e>
+            <m:acc>
+              <m:accPr>
+                <m:chr m:val="‾"/>
+              </m:accPr>
+              <m:e>
+                <m:r>
+                  <m:t>B</m:t>
+                </m:r>
+              </m:e>
+            </m:acc>
+          </m:e>
+          <m:sub>
             <m:r>
               <m:t>n</m:t>
             </m:r>
-          </m:e>
-        </m:rad>
-      </m:oMath>
-      <w:r>
-        <w:t xml:space="preserve">. This is the standard estimating-equation/GMM argument</w:t>
+          </m:sub>
+          <m:sup>
+            <m:r>
+              <m:rPr>
+                <m:sty m:val="p"/>
+              </m:rPr>
+              <m:t>−</m:t>
+            </m:r>
+            <m:r>
+              <m:t>1</m:t>
+            </m:r>
+          </m:sup>
+        </m:sSubSup>
+      </m:oMath>
+      <w:r>
+        <w:t xml:space="preserve"> </w:t>
+      </w:r>
+      <w:r>
+        <w:t xml:space="preserve">on both sides gives the consistent covariance of the scaled estimator. This direct argument accommodates independent nonidentical records. In the iid case, the corresponding GMM results are Newey–McFadden Theorems 2.6 (consistency), 3.4 (normality) and 4.5 (variance estimation); their iid uniform laws are not invoked for arbitrary deterministic arrays</w:t>
       </w:r>
       <w:r>
         <w:t xml:space="preserve"> </w:t>
@@ -2499,7 +4168,7 @@
         <w:t xml:space="preserve">[1, 2]</w:t>
       </w:r>
       <w:r>
-        <w:t xml:space="preserve">, with the independent-instrument identity addressing the incidental-initial-state setting.</w:t>
+        <w:t xml:space="preserve">.</w:t>
       </w:r>
       <w:r>
         <w:t xml:space="preserve"> </w:t>
@@ -4736,12 +6405,3251 @@
         </m:r>
       </m:oMath>
       <w:r>
-        <w:t xml:space="preserve">. Path averaging is the natural reference in this common-trajectory experiment. The old fixed-family GMM calculation is retained as Lemma 2 and a calibration diagnostic, rather than as an efficiency contribution.</w:t>
+        <w:t xml:space="preserve">. Path averaging is the natural reference in this common-trajectory experiment. The old fixed-family GMM calculation is retained as Lemma S14.1 and a calibration diagnostic, rather than as an efficiency contribution.</w:t>
       </w:r>
     </w:p>
     <w:bookmarkEnd w:id="11"/>
+    <w:bookmarkStart w:id="12" w:name="X766b6d73d48fb5e668d0742afe2195dcd6f2163"/>
+    <w:p>
+      <w:pPr>
+        <w:pStyle w:val="Heading3"/>
+      </w:pPr>
+      <w:r>
+        <w:t xml:space="preserve">S16.4. Cross-fitting across independent records</w:t>
+      </w:r>
+    </w:p>
+    <w:p>
+      <w:pPr>
+        <w:pStyle w:val="FirstParagraph"/>
+      </w:pPr>
+      <w:r>
+        <w:t xml:space="preserve">Partition the record indices into</w:t>
+      </w:r>
+      <w:r>
+        <w:t xml:space="preserve"> </w:t>
+      </w:r>
+      <m:oMath>
+        <m:r>
+          <m:t>K</m:t>
+        </m:r>
+      </m:oMath>
+      <w:r>
+        <w:t xml:space="preserve"> </w:t>
+      </w:r>
+      <w:r>
+        <w:t xml:space="preserve">deterministic folds</w:t>
+      </w:r>
+      <w:r>
+        <w:t xml:space="preserve"> </w:t>
+      </w:r>
+      <m:oMath>
+        <m:sSub>
+          <m:e>
+            <m:r>
+              <m:t>I</m:t>
+            </m:r>
+          </m:e>
+          <m:sub>
+            <m:r>
+              <m:t>k</m:t>
+            </m:r>
+          </m:sub>
+        </m:sSub>
+      </m:oMath>
+      <w:r>
+        <w:t xml:space="preserve">, fixed before observing the data, with</w:t>
+      </w:r>
+      <w:r>
+        <w:t xml:space="preserve"> </w:t>
+      </w:r>
+      <m:oMath>
+        <m:r>
+          <m:t>K</m:t>
+        </m:r>
+      </m:oMath>
+      <w:r>
+        <w:t xml:space="preserve"> </w:t>
+      </w:r>
+      <w:r>
+        <w:t xml:space="preserve">fixed and</w:t>
+      </w:r>
+      <w:r>
+        <w:t xml:space="preserve"> </w:t>
+      </w:r>
+      <m:oMath>
+        <m:r>
+          <m:rPr>
+            <m:sty m:val="p"/>
+          </m:rPr>
+          <m:t>|</m:t>
+        </m:r>
+        <m:sSub>
+          <m:e>
+            <m:r>
+              <m:t>I</m:t>
+            </m:r>
+          </m:e>
+          <m:sub>
+            <m:r>
+              <m:t>k</m:t>
+            </m:r>
+          </m:sub>
+        </m:sSub>
+        <m:r>
+          <m:rPr>
+            <m:sty m:val="p"/>
+          </m:rPr>
+          <m:t>|</m:t>
+        </m:r>
+        <m:r>
+          <m:rPr>
+            <m:sty m:val="p"/>
+          </m:rPr>
+          <m:t>/</m:t>
+        </m:r>
+        <m:r>
+          <m:t>n</m:t>
+        </m:r>
+        <m:r>
+          <m:rPr>
+            <m:sty m:val="p"/>
+          </m:rPr>
+          <m:t>→</m:t>
+        </m:r>
+        <m:sSub>
+          <m:e>
+            <m:r>
+              <m:t>π</m:t>
+            </m:r>
+          </m:e>
+          <m:sub>
+            <m:r>
+              <m:t>k</m:t>
+            </m:r>
+          </m:sub>
+        </m:sSub>
+        <m:r>
+          <m:rPr>
+            <m:sty m:val="p"/>
+          </m:rPr>
+          <m:t>∈</m:t>
+        </m:r>
+        <m:r>
+          <m:rPr>
+            <m:sty m:val="p"/>
+          </m:rPr>
+          <m:t>(</m:t>
+        </m:r>
+        <m:r>
+          <m:t>0</m:t>
+        </m:r>
+        <m:r>
+          <m:rPr>
+            <m:sty m:val="p"/>
+          </m:rPr>
+          <m:t>,</m:t>
+        </m:r>
+        <m:r>
+          <m:t>1</m:t>
+        </m:r>
+        <m:r>
+          <m:rPr>
+            <m:sty m:val="p"/>
+          </m:rPr>
+          <m:t>)</m:t>
+        </m:r>
+      </m:oMath>
+      <w:r>
+        <w:t xml:space="preserve">. Fit a coefficient pilot</w:t>
+      </w:r>
+      <w:r>
+        <w:t xml:space="preserve"> </w:t>
+      </w:r>
+      <m:oMath>
+        <m:sSub>
+          <m:e>
+            <m:acc>
+              <m:accPr>
+                <m:chr m:val="̂"/>
+              </m:accPr>
+              <m:e>
+                <m:r>
+                  <m:t>q</m:t>
+                </m:r>
+              </m:e>
+            </m:acc>
+          </m:e>
+          <m:sub>
+            <m:r>
+              <m:rPr>
+                <m:sty m:val="p"/>
+              </m:rPr>
+              <m:t>−</m:t>
+            </m:r>
+            <m:r>
+              <m:t>k</m:t>
+            </m:r>
+          </m:sub>
+        </m:sSub>
+      </m:oMath>
+      <w:r>
+        <w:t xml:space="preserve"> </w:t>
+      </w:r>
+      <w:r>
+        <w:t xml:space="preserve">using only records outside</w:t>
+      </w:r>
+      <w:r>
+        <w:t xml:space="preserve"> </w:t>
+      </w:r>
+      <m:oMath>
+        <m:sSub>
+          <m:e>
+            <m:r>
+              <m:t>I</m:t>
+            </m:r>
+          </m:e>
+          <m:sub>
+            <m:r>
+              <m:t>k</m:t>
+            </m:r>
+          </m:sub>
+        </m:sSub>
+      </m:oMath>
+      <w:r>
+        <w:t xml:space="preserve">. For</w:t>
+      </w:r>
+      <w:r>
+        <w:t xml:space="preserve"> </w:t>
+      </w:r>
+      <m:oMath>
+        <m:r>
+          <m:t>r</m:t>
+        </m:r>
+        <m:r>
+          <m:rPr>
+            <m:sty m:val="p"/>
+          </m:rPr>
+          <m:t>∈</m:t>
+        </m:r>
+        <m:sSub>
+          <m:e>
+            <m:r>
+              <m:t>I</m:t>
+            </m:r>
+          </m:e>
+          <m:sub>
+            <m:r>
+              <m:t>k</m:t>
+            </m:r>
+          </m:sub>
+        </m:sSub>
+      </m:oMath>
+      <w:r>
+        <w:t xml:space="preserve">, set</w:t>
+      </w:r>
+    </w:p>
+    <w:p>
+      <w:pPr>
+        <w:pStyle w:val="BodyText"/>
+      </w:pPr>
+      <m:oMathPara>
+        <m:oMathParaPr>
+          <m:jc m:val="center"/>
+        </m:oMathParaPr>
+        <m:oMath>
+          <m:sSub>
+            <m:e>
+              <m:r>
+                <m:t>ψ</m:t>
+              </m:r>
+            </m:e>
+            <m:sub>
+              <m:r>
+                <m:t>r</m:t>
+              </m:r>
+            </m:sub>
+          </m:sSub>
+          <m:r>
+            <m:rPr>
+              <m:sty m:val="p"/>
+            </m:rPr>
+            <m:t>(</m:t>
+          </m:r>
+          <m:r>
+            <m:t>q</m:t>
+          </m:r>
+          <m:r>
+            <m:rPr>
+              <m:sty m:val="p"/>
+            </m:rPr>
+            <m:t>)</m:t>
+          </m:r>
+          <m:r>
+            <m:rPr>
+              <m:sty m:val="p"/>
+            </m:rPr>
+            <m:t>=</m:t>
+          </m:r>
+          <m:f>
+            <m:fPr>
+              <m:type m:val="lin"/>
+            </m:fPr>
+            <m:num>
+              <m:r>
+                <m:t>1</m:t>
+              </m:r>
+            </m:num>
+            <m:den>
+              <m:r>
+                <m:t>2</m:t>
+              </m:r>
+            </m:den>
+          </m:f>
+          <m:r>
+            <m:rPr>
+              <m:sty m:val="p"/>
+            </m:rPr>
+            <m:t>{</m:t>
+          </m:r>
+          <m:sSubSup>
+            <m:e>
+              <m:r>
+                <m:t>L</m:t>
+              </m:r>
+            </m:e>
+            <m:sub>
+              <m:r>
+                <m:t>r</m:t>
+              </m:r>
+            </m:sub>
+            <m:sup>
+              <m:r>
+                <m:rPr>
+                  <m:sty m:val="p"/>
+                </m:rPr>
+                <m:t>+</m:t>
+              </m:r>
+            </m:sup>
+          </m:sSubSup>
+          <m:r>
+            <m:rPr>
+              <m:sty m:val="p"/>
+            </m:rPr>
+            <m:t>(</m:t>
+          </m:r>
+          <m:r>
+            <m:t>q</m:t>
+          </m:r>
+          <m:r>
+            <m:rPr>
+              <m:sty m:val="p"/>
+            </m:rPr>
+            <m:t>)</m:t>
+          </m:r>
+          <m:sSubSup>
+            <m:e>
+              <m:r>
+                <m:t>m</m:t>
+              </m:r>
+            </m:e>
+            <m:sub>
+              <m:r>
+                <m:t>r</m:t>
+              </m:r>
+            </m:sub>
+            <m:sup>
+              <m:r>
+                <m:rPr>
+                  <m:sty m:val="p"/>
+                </m:rPr>
+                <m:t>−</m:t>
+              </m:r>
+            </m:sup>
+          </m:sSubSup>
+          <m:r>
+            <m:rPr>
+              <m:sty m:val="p"/>
+            </m:rPr>
+            <m:t>(</m:t>
+          </m:r>
+          <m:sSub>
+            <m:e>
+              <m:r>
+                <m:t>θ</m:t>
+              </m:r>
+            </m:e>
+            <m:sub>
+              <m:r>
+                <m:t>0</m:t>
+              </m:r>
+            </m:sub>
+          </m:sSub>
+          <m:r>
+            <m:rPr>
+              <m:sty m:val="p"/>
+            </m:rPr>
+            <m:t>,</m:t>
+          </m:r>
+          <m:sSub>
+            <m:e>
+              <m:r>
+                <m:t>ν</m:t>
+              </m:r>
+            </m:e>
+            <m:sub>
+              <m:r>
+                <m:t>0</m:t>
+              </m:r>
+            </m:sub>
+          </m:sSub>
+          <m:r>
+            <m:rPr>
+              <m:sty m:val="p"/>
+            </m:rPr>
+            <m:t>)</m:t>
+          </m:r>
+          <m:r>
+            <m:rPr>
+              <m:sty m:val="p"/>
+            </m:rPr>
+            <m:t>+</m:t>
+          </m:r>
+          <m:sSubSup>
+            <m:e>
+              <m:r>
+                <m:t>L</m:t>
+              </m:r>
+            </m:e>
+            <m:sub>
+              <m:r>
+                <m:t>r</m:t>
+              </m:r>
+            </m:sub>
+            <m:sup>
+              <m:r>
+                <m:rPr>
+                  <m:sty m:val="p"/>
+                </m:rPr>
+                <m:t>−</m:t>
+              </m:r>
+            </m:sup>
+          </m:sSubSup>
+          <m:r>
+            <m:rPr>
+              <m:sty m:val="p"/>
+            </m:rPr>
+            <m:t>(</m:t>
+          </m:r>
+          <m:r>
+            <m:t>q</m:t>
+          </m:r>
+          <m:r>
+            <m:rPr>
+              <m:sty m:val="p"/>
+            </m:rPr>
+            <m:t>)</m:t>
+          </m:r>
+          <m:sSubSup>
+            <m:e>
+              <m:r>
+                <m:t>m</m:t>
+              </m:r>
+            </m:e>
+            <m:sub>
+              <m:r>
+                <m:t>r</m:t>
+              </m:r>
+            </m:sub>
+            <m:sup>
+              <m:r>
+                <m:rPr>
+                  <m:sty m:val="p"/>
+                </m:rPr>
+                <m:t>+</m:t>
+              </m:r>
+            </m:sup>
+          </m:sSubSup>
+          <m:r>
+            <m:rPr>
+              <m:sty m:val="p"/>
+            </m:rPr>
+            <m:t>(</m:t>
+          </m:r>
+          <m:sSub>
+            <m:e>
+              <m:r>
+                <m:t>θ</m:t>
+              </m:r>
+            </m:e>
+            <m:sub>
+              <m:r>
+                <m:t>0</m:t>
+              </m:r>
+            </m:sub>
+          </m:sSub>
+          <m:r>
+            <m:rPr>
+              <m:sty m:val="p"/>
+            </m:rPr>
+            <m:t>,</m:t>
+          </m:r>
+          <m:sSub>
+            <m:e>
+              <m:r>
+                <m:t>ν</m:t>
+              </m:r>
+            </m:e>
+            <m:sub>
+              <m:r>
+                <m:t>0</m:t>
+              </m:r>
+            </m:sub>
+          </m:sSub>
+          <m:r>
+            <m:rPr>
+              <m:sty m:val="p"/>
+            </m:rPr>
+            <m:t>)</m:t>
+          </m:r>
+          <m:r>
+            <m:rPr>
+              <m:sty m:val="p"/>
+            </m:rPr>
+            <m:t>}</m:t>
+          </m:r>
+          <m:r>
+            <m:rPr>
+              <m:sty m:val="p"/>
+            </m:rPr>
+            <m:t>,</m:t>
+          </m:r>
+          <m:r>
+            <m:t>  </m:t>
+          </m:r>
+          <m:sSubSup>
+            <m:e>
+              <m:r>
+                <m:t>L</m:t>
+              </m:r>
+            </m:e>
+            <m:sub>
+              <m:r>
+                <m:t>r</m:t>
+              </m:r>
+            </m:sub>
+            <m:sup>
+              <m:r>
+                <m:rPr>
+                  <m:sty m:val="p"/>
+                </m:rPr>
+                <m:t>±</m:t>
+              </m:r>
+            </m:sup>
+          </m:sSubSup>
+          <m:r>
+            <m:rPr>
+              <m:sty m:val="p"/>
+            </m:rPr>
+            <m:t>(</m:t>
+          </m:r>
+          <m:r>
+            <m:t>q</m:t>
+          </m:r>
+          <m:r>
+            <m:rPr>
+              <m:sty m:val="p"/>
+            </m:rPr>
+            <m:t>)</m:t>
+          </m:r>
+          <m:r>
+            <m:rPr>
+              <m:sty m:val="p"/>
+            </m:rPr>
+            <m:t>=</m:t>
+          </m:r>
+          <m:r>
+            <m:t>L</m:t>
+          </m:r>
+          <m:r>
+            <m:rPr>
+              <m:sty m:val="p"/>
+            </m:rPr>
+            <m:t>(</m:t>
+          </m:r>
+          <m:r>
+            <m:t>q</m:t>
+          </m:r>
+          <m:r>
+            <m:rPr>
+              <m:sty m:val="p"/>
+            </m:rPr>
+            <m:t>,</m:t>
+          </m:r>
+          <m:sSubSup>
+            <m:e>
+              <m:r>
+                <m:t>Y</m:t>
+              </m:r>
+            </m:e>
+            <m:sub>
+              <m:r>
+                <m:t>r</m:t>
+              </m:r>
+            </m:sub>
+            <m:sup>
+              <m:r>
+                <m:rPr>
+                  <m:sty m:val="p"/>
+                </m:rPr>
+                <m:t>±</m:t>
+              </m:r>
+            </m:sup>
+          </m:sSubSup>
+          <m:r>
+            <m:rPr>
+              <m:sty m:val="p"/>
+            </m:rPr>
+            <m:t>)</m:t>
+          </m:r>
+          <m:r>
+            <m:rPr>
+              <m:sty m:val="p"/>
+            </m:rPr>
+            <m:t>.</m:t>
+          </m:r>
+        </m:oMath>
+      </m:oMathPara>
+    </w:p>
+    <w:p>
+      <w:pPr>
+        <w:pStyle w:val="FirstParagraph"/>
+      </w:pPr>
+      <w:r>
+        <w:t xml:space="preserve">Here the sensor covariance remains known. The instrument uses its own view, while the residual uses the independent opposite view. Conditional on the complement of fold</w:t>
+      </w:r>
+      <w:r>
+        <w:t xml:space="preserve"> </w:t>
+      </w:r>
+      <m:oMath>
+        <m:r>
+          <m:t>k</m:t>
+        </m:r>
+      </m:oMath>
+      <w:r>
+        <w:t xml:space="preserve"> </w:t>
+      </w:r>
+      <w:r>
+        <w:t xml:space="preserve">and on the initial states in</w:t>
+      </w:r>
+      <w:r>
+        <w:t xml:space="preserve"> </w:t>
+      </w:r>
+      <m:oMath>
+        <m:sSub>
+          <m:e>
+            <m:r>
+              <m:t>I</m:t>
+            </m:r>
+          </m:e>
+          <m:sub>
+            <m:r>
+              <m:t>k</m:t>
+            </m:r>
+          </m:sub>
+        </m:sSub>
+      </m:oMath>
+      <w:r>
+        <w:t xml:space="preserve">,</w:t>
+      </w:r>
+    </w:p>
+    <w:p>
+      <w:pPr>
+        <w:pStyle w:val="BodyText"/>
+      </w:pPr>
+      <m:oMathPara>
+        <m:oMathParaPr>
+          <m:jc m:val="center"/>
+        </m:oMathParaPr>
+        <m:oMath>
+          <m:r>
+            <m:t>E</m:t>
+          </m:r>
+          <m:r>
+            <m:rPr>
+              <m:sty m:val="p"/>
+            </m:rPr>
+            <m:t>{</m:t>
+          </m:r>
+          <m:sSub>
+            <m:e>
+              <m:r>
+                <m:t>ψ</m:t>
+              </m:r>
+            </m:e>
+            <m:sub>
+              <m:r>
+                <m:t>r</m:t>
+              </m:r>
+            </m:sub>
+          </m:sSub>
+          <m:r>
+            <m:rPr>
+              <m:sty m:val="p"/>
+            </m:rPr>
+            <m:t>(</m:t>
+          </m:r>
+          <m:sSub>
+            <m:e>
+              <m:acc>
+                <m:accPr>
+                  <m:chr m:val="̂"/>
+                </m:accPr>
+                <m:e>
+                  <m:r>
+                    <m:t>q</m:t>
+                  </m:r>
+                </m:e>
+              </m:acc>
+            </m:e>
+            <m:sub>
+              <m:r>
+                <m:rPr>
+                  <m:sty m:val="p"/>
+                </m:rPr>
+                <m:t>−</m:t>
+              </m:r>
+              <m:r>
+                <m:t>k</m:t>
+              </m:r>
+            </m:sub>
+          </m:sSub>
+          <m:r>
+            <m:rPr>
+              <m:sty m:val="p"/>
+            </m:rPr>
+            <m:t>)</m:t>
+          </m:r>
+          <m:r>
+            <m:rPr>
+              <m:sty m:val="p"/>
+            </m:rPr>
+            <m:t>∣</m:t>
+          </m:r>
+          <m:r>
+            <m:rPr>
+              <m:sty m:val="p"/>
+            </m:rPr>
+            <m:t>(</m:t>
+          </m:r>
+          <m:sSubSup>
+            <m:e>
+              <m:r>
+                <m:t>Y</m:t>
+              </m:r>
+            </m:e>
+            <m:sub>
+              <m:r>
+                <m:t>s</m:t>
+              </m:r>
+            </m:sub>
+            <m:sup>
+              <m:r>
+                <m:rPr>
+                  <m:sty m:val="p"/>
+                </m:rPr>
+                <m:t>+</m:t>
+              </m:r>
+            </m:sup>
+          </m:sSubSup>
+          <m:r>
+            <m:rPr>
+              <m:sty m:val="p"/>
+            </m:rPr>
+            <m:t>,</m:t>
+          </m:r>
+          <m:sSubSup>
+            <m:e>
+              <m:r>
+                <m:t>Y</m:t>
+              </m:r>
+            </m:e>
+            <m:sub>
+              <m:r>
+                <m:t>s</m:t>
+              </m:r>
+            </m:sub>
+            <m:sup>
+              <m:r>
+                <m:rPr>
+                  <m:sty m:val="p"/>
+                </m:rPr>
+                <m:t>−</m:t>
+              </m:r>
+            </m:sup>
+          </m:sSubSup>
+          <m:sSub>
+            <m:e>
+              <m:r>
+                <m:rPr>
+                  <m:sty m:val="p"/>
+                </m:rPr>
+                <m:t>)</m:t>
+              </m:r>
+            </m:e>
+            <m:sub>
+              <m:r>
+                <m:t>s</m:t>
+              </m:r>
+              <m:r>
+                <m:rPr>
+                  <m:sty m:val="p"/>
+                </m:rPr>
+                <m:t>∉</m:t>
+              </m:r>
+              <m:sSub>
+                <m:e>
+                  <m:r>
+                    <m:t>I</m:t>
+                  </m:r>
+                </m:e>
+                <m:sub>
+                  <m:r>
+                    <m:t>k</m:t>
+                  </m:r>
+                </m:sub>
+              </m:sSub>
+            </m:sub>
+          </m:sSub>
+          <m:r>
+            <m:rPr>
+              <m:sty m:val="p"/>
+            </m:rPr>
+            <m:t>,</m:t>
+          </m:r>
+          <m:sSub>
+            <m:e>
+              <m:r>
+                <m:t>u</m:t>
+              </m:r>
+            </m:e>
+            <m:sub>
+              <m:r>
+                <m:t>r</m:t>
+              </m:r>
+            </m:sub>
+          </m:sSub>
+          <m:r>
+            <m:rPr>
+              <m:sty m:val="p"/>
+            </m:rPr>
+            <m:t>}</m:t>
+          </m:r>
+          <m:r>
+            <m:rPr>
+              <m:sty m:val="p"/>
+            </m:rPr>
+            <m:t>=</m:t>
+          </m:r>
+          <m:r>
+            <m:t>0</m:t>
+          </m:r>
+          <m:r>
+            <m:rPr>
+              <m:sty m:val="p"/>
+            </m:rPr>
+            <m:t>.</m:t>
+          </m:r>
+        </m:oMath>
+      </m:oMathPara>
+    </w:p>
+    <w:p>
+      <w:pPr>
+        <w:pStyle w:val="FirstParagraph"/>
+      </w:pPr>
+      <w:r>
+        <w:t xml:space="preserve">The population score mean is zero for every admissible coefficient pilot, including an imperfect one. This exact identity concerns the instrument pilot; covariance plug-in in Hermite corrections requires additional analysis. Cross-fitting is an established way to reuse records while preserving the training/inference separation</w:t>
+      </w:r>
+      <w:r>
+        <w:t xml:space="preserve"> </w:t>
+      </w:r>
+      <w:r>
+        <w:t xml:space="preserve">[4]</w:t>
+      </w:r>
+      <w:r>
+        <w:t xml:space="preserve">.</w:t>
+      </w:r>
+    </w:p>
+    <w:p>
+      <w:pPr>
+        <w:pStyle w:val="BodyText"/>
+      </w:pPr>
+      <w:r>
+        <w:rPr>
+          <w:b/>
+          <w:bCs/>
+        </w:rPr>
+        <w:t xml:space="preserve">(A6)</w:t>
+      </w:r>
+      <w:r>
+        <w:t xml:space="preserve"> </w:t>
+      </w:r>
+      <w:r>
+        <w:t xml:space="preserve">For every fold,</w:t>
+      </w:r>
+      <w:r>
+        <w:t xml:space="preserve"> </w:t>
+      </w:r>
+      <m:oMath>
+        <m:sSub>
+          <m:e>
+            <m:acc>
+              <m:accPr>
+                <m:chr m:val="̂"/>
+              </m:accPr>
+              <m:e>
+                <m:r>
+                  <m:t>q</m:t>
+                </m:r>
+              </m:e>
+            </m:acc>
+          </m:e>
+          <m:sub>
+            <m:r>
+              <m:rPr>
+                <m:sty m:val="p"/>
+              </m:rPr>
+              <m:t>−</m:t>
+            </m:r>
+            <m:r>
+              <m:t>k</m:t>
+            </m:r>
+          </m:sub>
+        </m:sSub>
+        <m:sSub>
+          <m:e>
+            <m:r>
+              <m:rPr>
+                <m:sty m:val="p"/>
+              </m:rPr>
+              <m:t>→</m:t>
+            </m:r>
+          </m:e>
+          <m:sub>
+            <m:r>
+              <m:t>P</m:t>
+            </m:r>
+          </m:sub>
+        </m:sSub>
+        <m:sSub>
+          <m:e>
+            <m:r>
+              <m:t>q</m:t>
+            </m:r>
+          </m:e>
+          <m:sub>
+            <m:r>
+              <m:rPr>
+                <m:sty m:val="p"/>
+              </m:rPr>
+              <m:t>*</m:t>
+            </m:r>
+          </m:sub>
+        </m:sSub>
+      </m:oMath>
+      <w:r>
+        <w:t xml:space="preserve"> </w:t>
+      </w:r>
+      <w:r>
+        <w:t xml:space="preserve">for a deterministic</w:t>
+      </w:r>
+      <w:r>
+        <w:t xml:space="preserve"> </w:t>
+      </w:r>
+      <m:oMath>
+        <m:sSub>
+          <m:e>
+            <m:r>
+              <m:t>q</m:t>
+            </m:r>
+          </m:e>
+          <m:sub>
+            <m:r>
+              <m:rPr>
+                <m:sty m:val="p"/>
+              </m:rPr>
+              <m:t>*</m:t>
+            </m:r>
+          </m:sub>
+        </m:sSub>
+      </m:oMath>
+      <w:r>
+        <w:t xml:space="preserve"> </w:t>
+      </w:r>
+      <w:r>
+        <w:t xml:space="preserve">in the compact set</w:t>
+      </w:r>
+      <w:r>
+        <w:t xml:space="preserve"> </w:t>
+      </w:r>
+      <m:oMath>
+        <m:r>
+          <m:t>Q</m:t>
+        </m:r>
+      </m:oMath>
+      <w:r>
+        <w:t xml:space="preserve">; pilots are restricted to</w:t>
+      </w:r>
+      <w:r>
+        <w:t xml:space="preserve"> </w:t>
+      </w:r>
+      <m:oMath>
+        <m:r>
+          <m:t>Q</m:t>
+        </m:r>
+      </m:oMath>
+      <w:r>
+        <w:t xml:space="preserve">. Uniformly in</w:t>
+      </w:r>
+      <w:r>
+        <w:t xml:space="preserve"> </w:t>
+      </w:r>
+      <m:oMath>
+        <m:r>
+          <m:t>r</m:t>
+        </m:r>
+      </m:oMath>
+      <w:r>
+        <w:t xml:space="preserve"> </w:t>
+      </w:r>
+      <w:r>
+        <w:t xml:space="preserve">and deterministic</w:t>
+      </w:r>
+      <w:r>
+        <w:t xml:space="preserve"> </w:t>
+      </w:r>
+      <m:oMath>
+        <m:r>
+          <m:t>q</m:t>
+        </m:r>
+        <m:r>
+          <m:rPr>
+            <m:sty m:val="p"/>
+          </m:rPr>
+          <m:t>,</m:t>
+        </m:r>
+        <m:sSup>
+          <m:e>
+            <m:r>
+              <m:t>q</m:t>
+            </m:r>
+          </m:e>
+          <m:sup>
+            <m:r>
+              <m:rPr>
+                <m:sty m:val="p"/>
+              </m:rPr>
+              <m:t>′</m:t>
+            </m:r>
+          </m:sup>
+        </m:sSup>
+        <m:r>
+          <m:rPr>
+            <m:sty m:val="p"/>
+          </m:rPr>
+          <m:t>∈</m:t>
+        </m:r>
+        <m:r>
+          <m:t>Q</m:t>
+        </m:r>
+      </m:oMath>
+      <w:r>
+        <w:t xml:space="preserve">, both maps</w:t>
+      </w:r>
+      <w:r>
+        <w:t xml:space="preserve"> </w:t>
+      </w:r>
+      <m:oMath>
+        <m:sSub>
+          <m:e>
+            <m:r>
+              <m:t>F</m:t>
+            </m:r>
+          </m:e>
+          <m:sub>
+            <m:r>
+              <m:t>r</m:t>
+            </m:r>
+          </m:sub>
+        </m:sSub>
+        <m:r>
+          <m:rPr>
+            <m:sty m:val="p"/>
+          </m:rPr>
+          <m:t>=</m:t>
+        </m:r>
+        <m:sSub>
+          <m:e>
+            <m:r>
+              <m:t>ψ</m:t>
+            </m:r>
+          </m:e>
+          <m:sub>
+            <m:r>
+              <m:t>r</m:t>
+            </m:r>
+          </m:sub>
+        </m:sSub>
+      </m:oMath>
+      <w:r>
+        <w:t xml:space="preserve"> </w:t>
+      </w:r>
+      <w:r>
+        <w:t xml:space="preserve">and</w:t>
+      </w:r>
+      <w:r>
+        <w:t xml:space="preserve"> </w:t>
+      </w:r>
+      <m:oMath>
+        <m:sSub>
+          <m:e>
+            <m:r>
+              <m:t>F</m:t>
+            </m:r>
+          </m:e>
+          <m:sub>
+            <m:r>
+              <m:t>r</m:t>
+            </m:r>
+          </m:sub>
+        </m:sSub>
+        <m:r>
+          <m:rPr>
+            <m:sty m:val="p"/>
+          </m:rPr>
+          <m:t>=</m:t>
+        </m:r>
+        <m:sSub>
+          <m:e>
+            <m:r>
+              <m:t>B</m:t>
+            </m:r>
+          </m:e>
+          <m:sub>
+            <m:r>
+              <m:t>r</m:t>
+            </m:r>
+          </m:sub>
+        </m:sSub>
+      </m:oMath>
+      <w:r>
+        <w:t xml:space="preserve"> </w:t>
+      </w:r>
+      <w:r>
+        <w:t xml:space="preserve">satisfy</w:t>
+      </w:r>
+      <w:r>
+        <w:t xml:space="preserve"> </w:t>
+      </w:r>
+      <m:oMath>
+        <m:r>
+          <m:t>E</m:t>
+        </m:r>
+        <m:r>
+          <m:rPr>
+            <m:sty m:val="p"/>
+          </m:rPr>
+          <m:t>∥</m:t>
+        </m:r>
+        <m:sSub>
+          <m:e>
+            <m:r>
+              <m:t>F</m:t>
+            </m:r>
+          </m:e>
+          <m:sub>
+            <m:r>
+              <m:t>r</m:t>
+            </m:r>
+          </m:sub>
+        </m:sSub>
+        <m:r>
+          <m:rPr>
+            <m:sty m:val="p"/>
+          </m:rPr>
+          <m:t>(</m:t>
+        </m:r>
+        <m:r>
+          <m:t>q</m:t>
+        </m:r>
+        <m:r>
+          <m:rPr>
+            <m:sty m:val="p"/>
+          </m:rPr>
+          <m:t>)</m:t>
+        </m:r>
+        <m:r>
+          <m:rPr>
+            <m:sty m:val="p"/>
+          </m:rPr>
+          <m:t>−</m:t>
+        </m:r>
+        <m:sSub>
+          <m:e>
+            <m:r>
+              <m:t>F</m:t>
+            </m:r>
+          </m:e>
+          <m:sub>
+            <m:r>
+              <m:t>r</m:t>
+            </m:r>
+          </m:sub>
+        </m:sSub>
+        <m:r>
+          <m:rPr>
+            <m:sty m:val="p"/>
+          </m:rPr>
+          <m:t>(</m:t>
+        </m:r>
+        <m:sSup>
+          <m:e>
+            <m:r>
+              <m:t>q</m:t>
+            </m:r>
+          </m:e>
+          <m:sup>
+            <m:r>
+              <m:rPr>
+                <m:sty m:val="p"/>
+              </m:rPr>
+              <m:t>′</m:t>
+            </m:r>
+          </m:sup>
+        </m:sSup>
+        <m:r>
+          <m:rPr>
+            <m:sty m:val="p"/>
+          </m:rPr>
+          <m:t>)</m:t>
+        </m:r>
+        <m:sSup>
+          <m:e>
+            <m:r>
+              <m:rPr>
+                <m:sty m:val="p"/>
+              </m:rPr>
+              <m:t>∥</m:t>
+            </m:r>
+          </m:e>
+          <m:sup>
+            <m:r>
+              <m:t>2</m:t>
+            </m:r>
+          </m:sup>
+        </m:sSup>
+        <m:r>
+          <m:rPr>
+            <m:sty m:val="p"/>
+          </m:rPr>
+          <m:t>≤</m:t>
+        </m:r>
+        <m:r>
+          <m:t>C</m:t>
+        </m:r>
+        <m:r>
+          <m:rPr>
+            <m:sty m:val="p"/>
+          </m:rPr>
+          <m:t>∥</m:t>
+        </m:r>
+        <m:r>
+          <m:t>q</m:t>
+        </m:r>
+        <m:r>
+          <m:rPr>
+            <m:sty m:val="p"/>
+          </m:rPr>
+          <m:t>−</m:t>
+        </m:r>
+        <m:sSup>
+          <m:e>
+            <m:r>
+              <m:t>q</m:t>
+            </m:r>
+          </m:e>
+          <m:sup>
+            <m:r>
+              <m:rPr>
+                <m:sty m:val="p"/>
+              </m:rPr>
+              <m:t>′</m:t>
+            </m:r>
+          </m:sup>
+        </m:sSup>
+        <m:sSup>
+          <m:e>
+            <m:r>
+              <m:rPr>
+                <m:sty m:val="p"/>
+              </m:rPr>
+              <m:t>∥</m:t>
+            </m:r>
+          </m:e>
+          <m:sup>
+            <m:r>
+              <m:t>2</m:t>
+            </m:r>
+          </m:sup>
+        </m:sSup>
+      </m:oMath>
+      <w:r>
+        <w:t xml:space="preserve">. The envelopes</w:t>
+      </w:r>
+      <w:r>
+        <w:t xml:space="preserve"> </w:t>
+      </w:r>
+      <m:oMath>
+        <m:sSub>
+          <m:e>
+            <m:r>
+              <m:rPr>
+                <m:sty m:val="p"/>
+              </m:rPr>
+              <m:t>sup</m:t>
+            </m:r>
+          </m:e>
+          <m:sub>
+            <m:r>
+              <m:t>q</m:t>
+            </m:r>
+            <m:r>
+              <m:rPr>
+                <m:sty m:val="p"/>
+              </m:rPr>
+              <m:t>∈</m:t>
+            </m:r>
+            <m:r>
+              <m:t>Q</m:t>
+            </m:r>
+          </m:sub>
+        </m:sSub>
+        <m:r>
+          <m:rPr>
+            <m:sty m:val="p"/>
+          </m:rPr>
+          <m:t>∥</m:t>
+        </m:r>
+        <m:sSub>
+          <m:e>
+            <m:r>
+              <m:t>F</m:t>
+            </m:r>
+          </m:e>
+          <m:sub>
+            <m:r>
+              <m:t>r</m:t>
+            </m:r>
+          </m:sub>
+        </m:sSub>
+        <m:r>
+          <m:rPr>
+            <m:sty m:val="p"/>
+          </m:rPr>
+          <m:t>(</m:t>
+        </m:r>
+        <m:r>
+          <m:t>q</m:t>
+        </m:r>
+        <m:r>
+          <m:rPr>
+            <m:sty m:val="p"/>
+          </m:rPr>
+          <m:t>)</m:t>
+        </m:r>
+        <m:r>
+          <m:rPr>
+            <m:sty m:val="p"/>
+          </m:rPr>
+          <m:t>∥</m:t>
+        </m:r>
+      </m:oMath>
+      <w:r>
+        <w:t xml:space="preserve"> </w:t>
+      </w:r>
+      <w:r>
+        <w:t xml:space="preserve">have uniformly bounded</w:t>
+      </w:r>
+      <w:r>
+        <w:t xml:space="preserve"> </w:t>
+      </w:r>
+      <m:oMath>
+        <m:r>
+          <m:t>4</m:t>
+        </m:r>
+        <m:r>
+          <m:rPr>
+            <m:sty m:val="p"/>
+          </m:rPr>
+          <m:t>+</m:t>
+        </m:r>
+        <m:r>
+          <m:t>δ</m:t>
+        </m:r>
+      </m:oMath>
+      <w:r>
+        <w:t xml:space="preserve"> </w:t>
+      </w:r>
+      <w:r>
+        <w:t xml:space="preserve">moments. Condition (A4) holds at</w:t>
+      </w:r>
+      <w:r>
+        <w:t xml:space="preserve"> </w:t>
+      </w:r>
+      <m:oMath>
+        <m:sSub>
+          <m:e>
+            <m:r>
+              <m:t>q</m:t>
+            </m:r>
+          </m:e>
+          <m:sub>
+            <m:r>
+              <m:rPr>
+                <m:sty m:val="p"/>
+              </m:rPr>
+              <m:t>*</m:t>
+            </m:r>
+          </m:sub>
+        </m:sSub>
+      </m:oMath>
+      <w:r>
+        <w:t xml:space="preserve">, and (A5) holds uniformly on</w:t>
+      </w:r>
+      <w:r>
+        <w:t xml:space="preserve"> </w:t>
+      </w:r>
+      <m:oMath>
+        <m:r>
+          <m:t>Q</m:t>
+        </m:r>
+      </m:oMath>
+      <w:r>
+        <w:t xml:space="preserve">. These conditions concern the implemented instrument map, including any bounded interpolation or clipping.</w:t>
+      </w:r>
+    </w:p>
+    <w:p>
+      <w:pPr>
+        <w:pStyle w:val="BodyText"/>
+      </w:pPr>
+      <w:r>
+        <w:rPr>
+          <w:b/>
+          <w:bCs/>
+        </w:rPr>
+        <w:t xml:space="preserve">Corollary 2 (record-wise cross-fitting).</w:t>
+      </w:r>
+      <w:r>
+        <w:t xml:space="preserve"> </w:t>
+      </w:r>
+      <w:r>
+        <w:t xml:space="preserve">Under (A1), (A2), (A4)–(A6), using the independent views in (A3) and replacing auxiliary training data by each fold complement, the pooled cross-fitted estimator has the same first-order distribution and consistent record-score sandwich as the deterministic instrument map at</w:t>
+      </w:r>
+      <w:r>
+        <w:t xml:space="preserve"> </w:t>
+      </w:r>
+      <m:oMath>
+        <m:sSub>
+          <m:e>
+            <m:r>
+              <m:t>q</m:t>
+            </m:r>
+          </m:e>
+          <m:sub>
+            <m:r>
+              <m:rPr>
+                <m:sty m:val="p"/>
+              </m:rPr>
+              <m:t>*</m:t>
+            </m:r>
+          </m:sub>
+        </m:sSub>
+      </m:oMath>
+      <w:r>
+        <w:t xml:space="preserve">. Every record enters the pooled estimating equation once; no external pilot sample is required.</w:t>
+      </w:r>
+    </w:p>
+    <w:p>
+      <w:pPr>
+        <w:pStyle w:val="BodyText"/>
+      </w:pPr>
+      <w:r>
+        <w:rPr>
+          <w:b/>
+          <w:bCs/>
+        </w:rPr>
+        <w:t xml:space="preserve">Proof.</w:t>
+      </w:r>
+      <w:r>
+        <w:t xml:space="preserve"> </w:t>
+      </w:r>
+      <w:r>
+        <w:t xml:space="preserve">Write</w:t>
+      </w:r>
+      <w:r>
+        <w:t xml:space="preserve"> </w:t>
+      </w:r>
+      <m:oMath>
+        <m:sSub>
+          <m:e>
+            <m:r>
+              <m:rPr>
+                <m:sty m:val="p"/>
+              </m:rPr>
+              <m:t>Δ</m:t>
+            </m:r>
+          </m:e>
+          <m:sub>
+            <m:r>
+              <m:t>r</m:t>
+            </m:r>
+            <m:r>
+              <m:rPr>
+                <m:sty m:val="p"/>
+              </m:rPr>
+              <m:t>,</m:t>
+            </m:r>
+            <m:r>
+              <m:t>k</m:t>
+            </m:r>
+          </m:sub>
+        </m:sSub>
+        <m:r>
+          <m:rPr>
+            <m:sty m:val="p"/>
+          </m:rPr>
+          <m:t>=</m:t>
+        </m:r>
+        <m:sSub>
+          <m:e>
+            <m:r>
+              <m:t>ψ</m:t>
+            </m:r>
+          </m:e>
+          <m:sub>
+            <m:r>
+              <m:t>r</m:t>
+            </m:r>
+          </m:sub>
+        </m:sSub>
+        <m:r>
+          <m:rPr>
+            <m:sty m:val="p"/>
+          </m:rPr>
+          <m:t>(</m:t>
+        </m:r>
+        <m:sSub>
+          <m:e>
+            <m:acc>
+              <m:accPr>
+                <m:chr m:val="̂"/>
+              </m:accPr>
+              <m:e>
+                <m:r>
+                  <m:t>q</m:t>
+                </m:r>
+              </m:e>
+            </m:acc>
+          </m:e>
+          <m:sub>
+            <m:r>
+              <m:rPr>
+                <m:sty m:val="p"/>
+              </m:rPr>
+              <m:t>−</m:t>
+            </m:r>
+            <m:r>
+              <m:t>k</m:t>
+            </m:r>
+          </m:sub>
+        </m:sSub>
+        <m:r>
+          <m:rPr>
+            <m:sty m:val="p"/>
+          </m:rPr>
+          <m:t>)</m:t>
+        </m:r>
+        <m:r>
+          <m:rPr>
+            <m:sty m:val="p"/>
+          </m:rPr>
+          <m:t>−</m:t>
+        </m:r>
+        <m:sSub>
+          <m:e>
+            <m:r>
+              <m:t>ψ</m:t>
+            </m:r>
+          </m:e>
+          <m:sub>
+            <m:r>
+              <m:t>r</m:t>
+            </m:r>
+          </m:sub>
+        </m:sSub>
+        <m:r>
+          <m:rPr>
+            <m:sty m:val="p"/>
+          </m:rPr>
+          <m:t>(</m:t>
+        </m:r>
+        <m:sSub>
+          <m:e>
+            <m:r>
+              <m:t>q</m:t>
+            </m:r>
+          </m:e>
+          <m:sub>
+            <m:r>
+              <m:rPr>
+                <m:sty m:val="p"/>
+              </m:rPr>
+              <m:t>*</m:t>
+            </m:r>
+          </m:sub>
+        </m:sSub>
+        <m:r>
+          <m:rPr>
+            <m:sty m:val="p"/>
+          </m:rPr>
+          <m:t>)</m:t>
+        </m:r>
+      </m:oMath>
+      <w:r>
+        <w:t xml:space="preserve"> </w:t>
+      </w:r>
+      <w:r>
+        <w:t xml:space="preserve">for</w:t>
+      </w:r>
+      <w:r>
+        <w:t xml:space="preserve"> </w:t>
+      </w:r>
+      <m:oMath>
+        <m:r>
+          <m:t>r</m:t>
+        </m:r>
+        <m:r>
+          <m:rPr>
+            <m:sty m:val="p"/>
+          </m:rPr>
+          <m:t>∈</m:t>
+        </m:r>
+        <m:sSub>
+          <m:e>
+            <m:r>
+              <m:t>I</m:t>
+            </m:r>
+          </m:e>
+          <m:sub>
+            <m:r>
+              <m:t>k</m:t>
+            </m:r>
+          </m:sub>
+        </m:sSub>
+      </m:oMath>
+      <w:r>
+        <w:t xml:space="preserve">, and condition only on the complement of this fold. The held-out terms are conditionally independent. With numerical integration their means may be nonzero, so first subtract their conditional means. The centered conditional second moment gives</w:t>
+      </w:r>
+    </w:p>
+    <w:p>
+      <w:pPr>
+        <w:pStyle w:val="BodyText"/>
+      </w:pPr>
+      <m:oMathPara>
+        <m:oMathParaPr>
+          <m:jc m:val="center"/>
+        </m:oMathParaPr>
+        <m:oMath>
+          <m:r>
+            <m:t>E</m:t>
+          </m:r>
+          <m:d>
+            <m:dPr>
+              <m:begChr m:val="["/>
+              <m:sepChr m:val=""/>
+              <m:endChr m:val="]"/>
+              <m:grow/>
+            </m:dPr>
+            <m:e>
+              <m:sSup>
+                <m:e>
+                  <m:d>
+                    <m:dPr>
+                      <m:begChr m:val="∥"/>
+                      <m:sepChr m:val=""/>
+                      <m:endChr m:val="∥"/>
+                      <m:grow/>
+                    </m:dPr>
+                    <m:e>
+                      <m:sSup>
+                        <m:e>
+                          <m:r>
+                            <m:t>n</m:t>
+                          </m:r>
+                        </m:e>
+                        <m:sup>
+                          <m:r>
+                            <m:rPr>
+                              <m:sty m:val="p"/>
+                            </m:rPr>
+                            <m:t>−</m:t>
+                          </m:r>
+                          <m:r>
+                            <m:t>1</m:t>
+                          </m:r>
+                          <m:r>
+                            <m:rPr>
+                              <m:sty m:val="p"/>
+                            </m:rPr>
+                            <m:t>/</m:t>
+                          </m:r>
+                          <m:r>
+                            <m:t>2</m:t>
+                          </m:r>
+                        </m:sup>
+                      </m:sSup>
+                      <m:nary>
+                        <m:naryPr>
+                          <m:chr m:val="∑"/>
+                          <m:limLoc m:val="undOvr"/>
+                          <m:subHide m:val="off"/>
+                          <m:supHide m:val="on"/>
+                        </m:naryPr>
+                        <m:sub>
+                          <m:r>
+                            <m:t>r</m:t>
+                          </m:r>
+                          <m:r>
+                            <m:rPr>
+                              <m:sty m:val="p"/>
+                            </m:rPr>
+                            <m:t>∈</m:t>
+                          </m:r>
+                          <m:sSub>
+                            <m:e>
+                              <m:r>
+                                <m:t>I</m:t>
+                              </m:r>
+                            </m:e>
+                            <m:sub>
+                              <m:r>
+                                <m:t>k</m:t>
+                              </m:r>
+                            </m:sub>
+                          </m:sSub>
+                        </m:sub>
+                        <m:sup>
+                          <m:r>
+                            <m:t>​</m:t>
+                          </m:r>
+                        </m:sup>
+                        <m:e>
+                          <m:r>
+                            <m:rPr>
+                              <m:sty m:val="p"/>
+                            </m:rPr>
+                            <m:t>(</m:t>
+                          </m:r>
+                        </m:e>
+                      </m:nary>
+                      <m:sSub>
+                        <m:e>
+                          <m:r>
+                            <m:rPr>
+                              <m:sty m:val="p"/>
+                            </m:rPr>
+                            <m:t>Δ</m:t>
+                          </m:r>
+                        </m:e>
+                        <m:sub>
+                          <m:r>
+                            <m:t>r</m:t>
+                          </m:r>
+                          <m:r>
+                            <m:rPr>
+                              <m:sty m:val="p"/>
+                            </m:rPr>
+                            <m:t>,</m:t>
+                          </m:r>
+                          <m:r>
+                            <m:t>k</m:t>
+                          </m:r>
+                        </m:sub>
+                      </m:sSub>
+                      <m:r>
+                        <m:rPr>
+                          <m:sty m:val="p"/>
+                        </m:rPr>
+                        <m:t>−</m:t>
+                      </m:r>
+                      <m:r>
+                        <m:t>E</m:t>
+                      </m:r>
+                      <m:r>
+                        <m:rPr>
+                          <m:sty m:val="p"/>
+                        </m:rPr>
+                        <m:t>[</m:t>
+                      </m:r>
+                      <m:sSub>
+                        <m:e>
+                          <m:r>
+                            <m:rPr>
+                              <m:sty m:val="p"/>
+                            </m:rPr>
+                            <m:t>Δ</m:t>
+                          </m:r>
+                        </m:e>
+                        <m:sub>
+                          <m:r>
+                            <m:t>r</m:t>
+                          </m:r>
+                          <m:r>
+                            <m:rPr>
+                              <m:sty m:val="p"/>
+                            </m:rPr>
+                            <m:t>,</m:t>
+                          </m:r>
+                          <m:r>
+                            <m:t>k</m:t>
+                          </m:r>
+                        </m:sub>
+                      </m:sSub>
+                      <m:r>
+                        <m:rPr>
+                          <m:sty m:val="p"/>
+                        </m:rPr>
+                        <m:t>∣</m:t>
+                      </m:r>
+                      <m:sSub>
+                        <m:e>
+                          <m:r>
+                            <m:rPr>
+                              <m:scr m:val="script"/>
+                              <m:sty m:val="p"/>
+                            </m:rPr>
+                            <m:t>F</m:t>
+                          </m:r>
+                        </m:e>
+                        <m:sub>
+                          <m:r>
+                            <m:rPr>
+                              <m:sty m:val="p"/>
+                            </m:rPr>
+                            <m:t>−</m:t>
+                          </m:r>
+                          <m:r>
+                            <m:t>k</m:t>
+                          </m:r>
+                        </m:sub>
+                      </m:sSub>
+                      <m:r>
+                        <m:rPr>
+                          <m:sty m:val="p"/>
+                        </m:rPr>
+                        <m:t>]</m:t>
+                      </m:r>
+                      <m:r>
+                        <m:rPr>
+                          <m:sty m:val="p"/>
+                        </m:rPr>
+                        <m:t>)</m:t>
+                      </m:r>
+                    </m:e>
+                  </m:d>
+                </m:e>
+                <m:sup>
+                  <m:r>
+                    <m:t>2</m:t>
+                  </m:r>
+                </m:sup>
+              </m:sSup>
+              <m:r>
+                <m:t> </m:t>
+              </m:r>
+              <m:r>
+                <m:t>m</m:t>
+              </m:r>
+              <m:r>
+                <m:t>i</m:t>
+              </m:r>
+              <m:r>
+                <m:t>d</m:t>
+              </m:r>
+              <m:r>
+                <m:t>d</m:t>
+              </m:r>
+              <m:r>
+                <m:t>l</m:t>
+              </m:r>
+              <m:r>
+                <m:t>e</m:t>
+              </m:r>
+              <m:r>
+                <m:rPr>
+                  <m:sty m:val="p"/>
+                </m:rPr>
+                <m:t>|</m:t>
+              </m:r>
+              <m:r>
+                <m:t> </m:t>
+              </m:r>
+              <m:sSub>
+                <m:e>
+                  <m:r>
+                    <m:rPr>
+                      <m:scr m:val="script"/>
+                      <m:sty m:val="p"/>
+                    </m:rPr>
+                    <m:t>F</m:t>
+                  </m:r>
+                </m:e>
+                <m:sub>
+                  <m:r>
+                    <m:rPr>
+                      <m:sty m:val="p"/>
+                    </m:rPr>
+                    <m:t>−</m:t>
+                  </m:r>
+                  <m:r>
+                    <m:t>k</m:t>
+                  </m:r>
+                </m:sub>
+              </m:sSub>
+            </m:e>
+          </m:d>
+          <m:r>
+            <m:rPr>
+              <m:sty m:val="p"/>
+            </m:rPr>
+            <m:t>≤</m:t>
+          </m:r>
+          <m:r>
+            <m:t>C</m:t>
+          </m:r>
+          <m:f>
+            <m:fPr>
+              <m:type m:val="bar"/>
+            </m:fPr>
+            <m:num>
+              <m:r>
+                <m:rPr>
+                  <m:sty m:val="p"/>
+                </m:rPr>
+                <m:t>|</m:t>
+              </m:r>
+              <m:sSub>
+                <m:e>
+                  <m:r>
+                    <m:t>I</m:t>
+                  </m:r>
+                </m:e>
+                <m:sub>
+                  <m:r>
+                    <m:t>k</m:t>
+                  </m:r>
+                </m:sub>
+              </m:sSub>
+              <m:r>
+                <m:rPr>
+                  <m:sty m:val="p"/>
+                </m:rPr>
+                <m:t>|</m:t>
+              </m:r>
+            </m:num>
+            <m:den>
+              <m:r>
+                <m:t>n</m:t>
+              </m:r>
+            </m:den>
+          </m:f>
+          <m:r>
+            <m:rPr>
+              <m:sty m:val="p"/>
+            </m:rPr>
+            <m:t>∥</m:t>
+          </m:r>
+          <m:sSub>
+            <m:e>
+              <m:acc>
+                <m:accPr>
+                  <m:chr m:val="̂"/>
+                </m:accPr>
+                <m:e>
+                  <m:r>
+                    <m:t>q</m:t>
+                  </m:r>
+                </m:e>
+              </m:acc>
+            </m:e>
+            <m:sub>
+              <m:r>
+                <m:rPr>
+                  <m:sty m:val="p"/>
+                </m:rPr>
+                <m:t>−</m:t>
+              </m:r>
+              <m:r>
+                <m:t>k</m:t>
+              </m:r>
+            </m:sub>
+          </m:sSub>
+          <m:r>
+            <m:rPr>
+              <m:sty m:val="p"/>
+            </m:rPr>
+            <m:t>−</m:t>
+          </m:r>
+          <m:sSub>
+            <m:e>
+              <m:r>
+                <m:t>q</m:t>
+              </m:r>
+            </m:e>
+            <m:sub>
+              <m:r>
+                <m:rPr>
+                  <m:sty m:val="p"/>
+                </m:rPr>
+                <m:t>*</m:t>
+              </m:r>
+            </m:sub>
+          </m:sSub>
+          <m:sSup>
+            <m:e>
+              <m:r>
+                <m:rPr>
+                  <m:sty m:val="p"/>
+                </m:rPr>
+                <m:t>∥</m:t>
+              </m:r>
+            </m:e>
+            <m:sup>
+              <m:r>
+                <m:t>2</m:t>
+              </m:r>
+            </m:sup>
+          </m:sSup>
+          <m:r>
+            <m:rPr>
+              <m:sty m:val="p"/>
+            </m:rPr>
+            <m:t>.</m:t>
+          </m:r>
+        </m:oMath>
+      </m:oMathPara>
+    </w:p>
+    <w:p>
+      <w:pPr>
+        <w:pStyle w:val="FirstParagraph"/>
+      </w:pPr>
+      <w:r>
+        <w:t xml:space="preserve">Here</w:t>
+      </w:r>
+      <w:r>
+        <w:t xml:space="preserve"> </w:t>
+      </w:r>
+      <m:oMath>
+        <m:sSub>
+          <m:e>
+            <m:r>
+              <m:rPr>
+                <m:scr m:val="script"/>
+                <m:sty m:val="p"/>
+              </m:rPr>
+              <m:t>F</m:t>
+            </m:r>
+          </m:e>
+          <m:sub>
+            <m:r>
+              <m:rPr>
+                <m:sty m:val="p"/>
+              </m:rPr>
+              <m:t>−</m:t>
+            </m:r>
+            <m:r>
+              <m:t>k</m:t>
+            </m:r>
+          </m:sub>
+        </m:sSub>
+      </m:oMath>
+      <w:r>
+        <w:t xml:space="preserve"> </w:t>
+      </w:r>
+      <w:r>
+        <w:t xml:space="preserve">is generated by the complement views. For a fixed tolerance</w:t>
+      </w:r>
+      <w:r>
+        <w:t xml:space="preserve"> </w:t>
+      </w:r>
+      <m:oMath>
+        <m:r>
+          <m:t>ε</m:t>
+        </m:r>
+      </m:oMath>
+      <w:r>
+        <w:t xml:space="preserve">, conditional Chebyshev on</w:t>
+      </w:r>
+      <w:r>
+        <w:t xml:space="preserve"> </w:t>
+      </w:r>
+      <m:oMath>
+        <m:r>
+          <m:rPr>
+            <m:sty m:val="p"/>
+          </m:rPr>
+          <m:t>∥</m:t>
+        </m:r>
+        <m:sSub>
+          <m:e>
+            <m:acc>
+              <m:accPr>
+                <m:chr m:val="̂"/>
+              </m:accPr>
+              <m:e>
+                <m:r>
+                  <m:t>q</m:t>
+                </m:r>
+              </m:e>
+            </m:acc>
+          </m:e>
+          <m:sub>
+            <m:r>
+              <m:rPr>
+                <m:sty m:val="p"/>
+              </m:rPr>
+              <m:t>−</m:t>
+            </m:r>
+            <m:r>
+              <m:t>k</m:t>
+            </m:r>
+          </m:sub>
+        </m:sSub>
+        <m:r>
+          <m:rPr>
+            <m:sty m:val="p"/>
+          </m:rPr>
+          <m:t>−</m:t>
+        </m:r>
+        <m:sSub>
+          <m:e>
+            <m:r>
+              <m:t>q</m:t>
+            </m:r>
+          </m:e>
+          <m:sub>
+            <m:r>
+              <m:rPr>
+                <m:sty m:val="p"/>
+              </m:rPr>
+              <m:t>*</m:t>
+            </m:r>
+          </m:sub>
+        </m:sSub>
+        <m:r>
+          <m:rPr>
+            <m:sty m:val="p"/>
+          </m:rPr>
+          <m:t>∥</m:t>
+        </m:r>
+        <m:r>
+          <m:rPr>
+            <m:sty m:val="p"/>
+          </m:rPr>
+          <m:t>≤</m:t>
+        </m:r>
+        <m:r>
+          <m:t>t</m:t>
+        </m:r>
+      </m:oMath>
+      <w:r>
+        <w:t xml:space="preserve"> </w:t>
+      </w:r>
+      <w:r>
+        <w:t xml:space="preserve">bounds the exceedance probability by</w:t>
+      </w:r>
+      <w:r>
+        <w:t xml:space="preserve"> </w:t>
+      </w:r>
+      <m:oMath>
+        <m:r>
+          <m:t>C</m:t>
+        </m:r>
+        <m:sSup>
+          <m:e>
+            <m:r>
+              <m:t>t</m:t>
+            </m:r>
+          </m:e>
+          <m:sup>
+            <m:r>
+              <m:t>2</m:t>
+            </m:r>
+          </m:sup>
+        </m:sSup>
+        <m:r>
+          <m:rPr>
+            <m:sty m:val="p"/>
+          </m:rPr>
+          <m:t>/</m:t>
+        </m:r>
+        <m:sSup>
+          <m:e>
+            <m:r>
+              <m:t>ε</m:t>
+            </m:r>
+          </m:e>
+          <m:sup>
+            <m:r>
+              <m:t>2</m:t>
+            </m:r>
+          </m:sup>
+        </m:sSup>
+      </m:oMath>
+      <w:r>
+        <w:t xml:space="preserve">; pilot consistency bounds its complement. Letting</w:t>
+      </w:r>
+      <w:r>
+        <w:t xml:space="preserve"> </w:t>
+      </w:r>
+      <m:oMath>
+        <m:r>
+          <m:t>n</m:t>
+        </m:r>
+        <m:r>
+          <m:rPr>
+            <m:sty m:val="p"/>
+          </m:rPr>
+          <m:t>→</m:t>
+        </m:r>
+        <m:r>
+          <m:rPr>
+            <m:sty m:val="p"/>
+          </m:rPr>
+          <m:t>∞</m:t>
+        </m:r>
+      </m:oMath>
+      <w:r>
+        <w:t xml:space="preserve"> </w:t>
+      </w:r>
+      <w:r>
+        <w:t xml:space="preserve">and then</w:t>
+      </w:r>
+      <w:r>
+        <w:t xml:space="preserve"> </w:t>
+      </w:r>
+      <m:oMath>
+        <m:r>
+          <m:t>t</m:t>
+        </m:r>
+        <m:r>
+          <m:rPr>
+            <m:sty m:val="p"/>
+          </m:rPr>
+          <m:t>↓</m:t>
+        </m:r>
+        <m:r>
+          <m:t>0</m:t>
+        </m:r>
+      </m:oMath>
+      <w:r>
+        <w:t xml:space="preserve"> </w:t>
+      </w:r>
+      <w:r>
+        <w:t xml:space="preserve">proves an</w:t>
+      </w:r>
+      <w:r>
+        <w:t xml:space="preserve"> </w:t>
+      </w:r>
+      <m:oMath>
+        <m:sSub>
+          <m:e>
+            <m:r>
+              <m:t>o</m:t>
+            </m:r>
+          </m:e>
+          <m:sub>
+            <m:r>
+              <m:t>P</m:t>
+            </m:r>
+          </m:sub>
+        </m:sSub>
+        <m:r>
+          <m:rPr>
+            <m:sty m:val="p"/>
+          </m:rPr>
+          <m:t>(</m:t>
+        </m:r>
+        <m:r>
+          <m:t>1</m:t>
+        </m:r>
+        <m:r>
+          <m:rPr>
+            <m:sty m:val="p"/>
+          </m:rPr>
+          <m:t>)</m:t>
+        </m:r>
+      </m:oMath>
+      <w:r>
+        <w:t xml:space="preserve"> </w:t>
+      </w:r>
+      <w:r>
+        <w:t xml:space="preserve">centered difference. The conditional mean sum has norm bounded by</w:t>
+      </w:r>
+      <w:r>
+        <w:t xml:space="preserve"> </w:t>
+      </w:r>
+      <m:oMath>
+        <m:r>
+          <m:t>2</m:t>
+        </m:r>
+        <m:sSup>
+          <m:e>
+            <m:r>
+              <m:t>n</m:t>
+            </m:r>
+          </m:e>
+          <m:sup>
+            <m:r>
+              <m:rPr>
+                <m:sty m:val="p"/>
+              </m:rPr>
+              <m:t>−</m:t>
+            </m:r>
+            <m:r>
+              <m:t>1</m:t>
+            </m:r>
+            <m:r>
+              <m:rPr>
+                <m:sty m:val="p"/>
+              </m:rPr>
+              <m:t>/</m:t>
+            </m:r>
+            <m:r>
+              <m:t>2</m:t>
+            </m:r>
+          </m:sup>
+        </m:sSup>
+        <m:nary>
+          <m:naryPr>
+            <m:chr m:val="∑"/>
+            <m:limLoc m:val="undOvr"/>
+            <m:subHide m:val="off"/>
+            <m:supHide m:val="on"/>
+          </m:naryPr>
+          <m:sub>
+            <m:r>
+              <m:t>r</m:t>
+            </m:r>
+          </m:sub>
+          <m:sup>
+            <m:r>
+              <m:t>​</m:t>
+            </m:r>
+          </m:sup>
+          <m:e>
+            <m:sSub>
+              <m:e>
+                <m:r>
+                  <m:rPr>
+                    <m:sty m:val="p"/>
+                  </m:rPr>
+                  <m:t>sup</m:t>
+                </m:r>
+              </m:e>
+              <m:sub>
+                <m:r>
+                  <m:t>q</m:t>
+                </m:r>
+                <m:r>
+                  <m:rPr>
+                    <m:sty m:val="p"/>
+                  </m:rPr>
+                  <m:t>∈</m:t>
+                </m:r>
+                <m:r>
+                  <m:t>Q</m:t>
+                </m:r>
+              </m:sub>
+            </m:sSub>
+          </m:e>
+        </m:nary>
+        <m:r>
+          <m:rPr>
+            <m:sty m:val="p"/>
+          </m:rPr>
+          <m:t>∥</m:t>
+        </m:r>
+        <m:sSub>
+          <m:e>
+            <m:r>
+              <m:t>μ</m:t>
+            </m:r>
+          </m:e>
+          <m:sub>
+            <m:r>
+              <m:t>r</m:t>
+            </m:r>
+            <m:r>
+              <m:rPr>
+                <m:sty m:val="p"/>
+              </m:rPr>
+              <m:t>,</m:t>
+            </m:r>
+            <m:r>
+              <m:t>h</m:t>
+            </m:r>
+          </m:sub>
+        </m:sSub>
+        <m:r>
+          <m:rPr>
+            <m:sty m:val="p"/>
+          </m:rPr>
+          <m:t>(</m:t>
+        </m:r>
+        <m:r>
+          <m:t>q</m:t>
+        </m:r>
+        <m:r>
+          <m:rPr>
+            <m:sty m:val="p"/>
+          </m:rPr>
+          <m:t>)</m:t>
+        </m:r>
+        <m:r>
+          <m:rPr>
+            <m:sty m:val="p"/>
+          </m:rPr>
+          <m:t>∥</m:t>
+        </m:r>
+        <m:r>
+          <m:rPr>
+            <m:sty m:val="p"/>
+          </m:rPr>
+          <m:t>=</m:t>
+        </m:r>
+        <m:r>
+          <m:t>o</m:t>
+        </m:r>
+        <m:r>
+          <m:rPr>
+            <m:sty m:val="p"/>
+          </m:rPr>
+          <m:t>(</m:t>
+        </m:r>
+        <m:r>
+          <m:t>1</m:t>
+        </m:r>
+        <m:r>
+          <m:rPr>
+            <m:sty m:val="p"/>
+          </m:rPr>
+          <m:t>)</m:t>
+        </m:r>
+      </m:oMath>
+      <w:r>
+        <w:t xml:space="preserve"> </w:t>
+      </w:r>
+      <w:r>
+        <w:t xml:space="preserve">by (A5). Summing the fixed number of folds therefore gives an</w:t>
+      </w:r>
+      <w:r>
+        <w:t xml:space="preserve"> </w:t>
+      </w:r>
+      <m:oMath>
+        <m:sSub>
+          <m:e>
+            <m:r>
+              <m:t>o</m:t>
+            </m:r>
+          </m:e>
+          <m:sub>
+            <m:r>
+              <m:t>P</m:t>
+            </m:r>
+          </m:sub>
+        </m:sSub>
+        <m:r>
+          <m:rPr>
+            <m:sty m:val="p"/>
+          </m:rPr>
+          <m:t>(</m:t>
+        </m:r>
+        <m:r>
+          <m:t>1</m:t>
+        </m:r>
+        <m:r>
+          <m:rPr>
+            <m:sty m:val="p"/>
+          </m:rPr>
+          <m:t>)</m:t>
+        </m:r>
+      </m:oMath>
+      <w:r>
+        <w:t xml:space="preserve"> </w:t>
+      </w:r>
+      <w:r>
+        <w:t xml:space="preserve">difference of normalized scores.</w:t>
+      </w:r>
+    </w:p>
+    <w:p>
+      <w:pPr>
+        <w:pStyle w:val="BodyText"/>
+      </w:pPr>
+      <w:r>
+        <w:t xml:space="preserve">For the derivative, conditional Cauchy–Schwarz bounds</w:t>
+      </w:r>
+      <w:r>
+        <w:t xml:space="preserve"> </w:t>
+      </w:r>
+      <m:oMath>
+        <m:sSup>
+          <m:e>
+            <m:r>
+              <m:t>n</m:t>
+            </m:r>
+          </m:e>
+          <m:sup>
+            <m:r>
+              <m:rPr>
+                <m:sty m:val="p"/>
+              </m:rPr>
+              <m:t>−</m:t>
+            </m:r>
+            <m:r>
+              <m:t>1</m:t>
+            </m:r>
+          </m:sup>
+        </m:sSup>
+        <m:nary>
+          <m:naryPr>
+            <m:chr m:val="∑"/>
+            <m:limLoc m:val="undOvr"/>
+            <m:subHide m:val="off"/>
+            <m:supHide m:val="on"/>
+          </m:naryPr>
+          <m:sub>
+            <m:r>
+              <m:t>r</m:t>
+            </m:r>
+            <m:r>
+              <m:rPr>
+                <m:sty m:val="p"/>
+              </m:rPr>
+              <m:t>∈</m:t>
+            </m:r>
+            <m:sSub>
+              <m:e>
+                <m:r>
+                  <m:t>I</m:t>
+                </m:r>
+              </m:e>
+              <m:sub>
+                <m:r>
+                  <m:t>k</m:t>
+                </m:r>
+              </m:sub>
+            </m:sSub>
+          </m:sub>
+          <m:sup>
+            <m:r>
+              <m:t>​</m:t>
+            </m:r>
+          </m:sup>
+          <m:e>
+            <m:r>
+              <m:t>E</m:t>
+            </m:r>
+          </m:e>
+        </m:nary>
+        <m:r>
+          <m:rPr>
+            <m:sty m:val="p"/>
+          </m:rPr>
+          <m:t>[</m:t>
+        </m:r>
+        <m:r>
+          <m:rPr>
+            <m:sty m:val="p"/>
+          </m:rPr>
+          <m:t>∥</m:t>
+        </m:r>
+        <m:sSub>
+          <m:e>
+            <m:r>
+              <m:t>B</m:t>
+            </m:r>
+          </m:e>
+          <m:sub>
+            <m:r>
+              <m:t>r</m:t>
+            </m:r>
+          </m:sub>
+        </m:sSub>
+        <m:r>
+          <m:rPr>
+            <m:sty m:val="p"/>
+          </m:rPr>
+          <m:t>(</m:t>
+        </m:r>
+        <m:sSub>
+          <m:e>
+            <m:acc>
+              <m:accPr>
+                <m:chr m:val="̂"/>
+              </m:accPr>
+              <m:e>
+                <m:r>
+                  <m:t>q</m:t>
+                </m:r>
+              </m:e>
+            </m:acc>
+          </m:e>
+          <m:sub>
+            <m:r>
+              <m:rPr>
+                <m:sty m:val="p"/>
+              </m:rPr>
+              <m:t>−</m:t>
+            </m:r>
+            <m:r>
+              <m:t>k</m:t>
+            </m:r>
+          </m:sub>
+        </m:sSub>
+        <m:r>
+          <m:rPr>
+            <m:sty m:val="p"/>
+          </m:rPr>
+          <m:t>)</m:t>
+        </m:r>
+        <m:r>
+          <m:rPr>
+            <m:sty m:val="p"/>
+          </m:rPr>
+          <m:t>−</m:t>
+        </m:r>
+        <m:sSub>
+          <m:e>
+            <m:r>
+              <m:t>B</m:t>
+            </m:r>
+          </m:e>
+          <m:sub>
+            <m:r>
+              <m:t>r</m:t>
+            </m:r>
+          </m:sub>
+        </m:sSub>
+        <m:r>
+          <m:rPr>
+            <m:sty m:val="p"/>
+          </m:rPr>
+          <m:t>(</m:t>
+        </m:r>
+        <m:sSub>
+          <m:e>
+            <m:r>
+              <m:t>q</m:t>
+            </m:r>
+          </m:e>
+          <m:sub>
+            <m:r>
+              <m:rPr>
+                <m:sty m:val="p"/>
+              </m:rPr>
+              <m:t>*</m:t>
+            </m:r>
+          </m:sub>
+        </m:sSub>
+        <m:r>
+          <m:rPr>
+            <m:sty m:val="p"/>
+          </m:rPr>
+          <m:t>)</m:t>
+        </m:r>
+        <m:r>
+          <m:rPr>
+            <m:sty m:val="p"/>
+          </m:rPr>
+          <m:t>∥</m:t>
+        </m:r>
+        <m:r>
+          <m:rPr>
+            <m:sty m:val="p"/>
+          </m:rPr>
+          <m:t>∣</m:t>
+        </m:r>
+        <m:sSub>
+          <m:e>
+            <m:r>
+              <m:rPr>
+                <m:scr m:val="script"/>
+                <m:sty m:val="p"/>
+              </m:rPr>
+              <m:t>F</m:t>
+            </m:r>
+          </m:e>
+          <m:sub>
+            <m:r>
+              <m:rPr>
+                <m:sty m:val="p"/>
+              </m:rPr>
+              <m:t>−</m:t>
+            </m:r>
+            <m:r>
+              <m:t>k</m:t>
+            </m:r>
+          </m:sub>
+        </m:sSub>
+        <m:r>
+          <m:rPr>
+            <m:sty m:val="p"/>
+          </m:rPr>
+          <m:t>]</m:t>
+        </m:r>
+      </m:oMath>
+      <w:r>
+        <w:t xml:space="preserve"> </w:t>
+      </w:r>
+      <w:r>
+        <w:t xml:space="preserve">by</w:t>
+      </w:r>
+      <w:r>
+        <w:t xml:space="preserve"> </w:t>
+      </w:r>
+      <m:oMath>
+        <m:r>
+          <m:t>C</m:t>
+        </m:r>
+        <m:r>
+          <m:rPr>
+            <m:sty m:val="p"/>
+          </m:rPr>
+          <m:t>(</m:t>
+        </m:r>
+        <m:r>
+          <m:rPr>
+            <m:sty m:val="p"/>
+          </m:rPr>
+          <m:t>|</m:t>
+        </m:r>
+        <m:sSub>
+          <m:e>
+            <m:r>
+              <m:t>I</m:t>
+            </m:r>
+          </m:e>
+          <m:sub>
+            <m:r>
+              <m:t>k</m:t>
+            </m:r>
+          </m:sub>
+        </m:sSub>
+        <m:r>
+          <m:rPr>
+            <m:sty m:val="p"/>
+          </m:rPr>
+          <m:t>|</m:t>
+        </m:r>
+        <m:r>
+          <m:rPr>
+            <m:sty m:val="p"/>
+          </m:rPr>
+          <m:t>/</m:t>
+        </m:r>
+        <m:r>
+          <m:t>n</m:t>
+        </m:r>
+        <m:r>
+          <m:rPr>
+            <m:sty m:val="p"/>
+          </m:rPr>
+          <m:t>)</m:t>
+        </m:r>
+        <m:r>
+          <m:rPr>
+            <m:sty m:val="p"/>
+          </m:rPr>
+          <m:t>∥</m:t>
+        </m:r>
+        <m:sSub>
+          <m:e>
+            <m:acc>
+              <m:accPr>
+                <m:chr m:val="̂"/>
+              </m:accPr>
+              <m:e>
+                <m:r>
+                  <m:t>q</m:t>
+                </m:r>
+              </m:e>
+            </m:acc>
+          </m:e>
+          <m:sub>
+            <m:r>
+              <m:rPr>
+                <m:sty m:val="p"/>
+              </m:rPr>
+              <m:t>−</m:t>
+            </m:r>
+            <m:r>
+              <m:t>k</m:t>
+            </m:r>
+          </m:sub>
+        </m:sSub>
+        <m:r>
+          <m:rPr>
+            <m:sty m:val="p"/>
+          </m:rPr>
+          <m:t>−</m:t>
+        </m:r>
+        <m:sSub>
+          <m:e>
+            <m:r>
+              <m:t>q</m:t>
+            </m:r>
+          </m:e>
+          <m:sub>
+            <m:r>
+              <m:rPr>
+                <m:sty m:val="p"/>
+              </m:rPr>
+              <m:t>*</m:t>
+            </m:r>
+          </m:sub>
+        </m:sSub>
+        <m:r>
+          <m:rPr>
+            <m:sty m:val="p"/>
+          </m:rPr>
+          <m:t>∥</m:t>
+        </m:r>
+      </m:oMath>
+      <w:r>
+        <w:t xml:space="preserve">. Conditional Markov and the same event decomposition imply an</w:t>
+      </w:r>
+      <w:r>
+        <w:t xml:space="preserve"> </w:t>
+      </w:r>
+      <m:oMath>
+        <m:sSub>
+          <m:e>
+            <m:r>
+              <m:t>o</m:t>
+            </m:r>
+          </m:e>
+          <m:sub>
+            <m:r>
+              <m:t>P</m:t>
+            </m:r>
+          </m:sub>
+        </m:sSub>
+        <m:r>
+          <m:rPr>
+            <m:sty m:val="p"/>
+          </m:rPr>
+          <m:t>(</m:t>
+        </m:r>
+        <m:r>
+          <m:t>1</m:t>
+        </m:r>
+        <m:r>
+          <m:rPr>
+            <m:sty m:val="p"/>
+          </m:rPr>
+          <m:t>)</m:t>
+        </m:r>
+      </m:oMath>
+      <w:r>
+        <w:t xml:space="preserve"> </w:t>
+      </w:r>
+      <w:r>
+        <w:t xml:space="preserve">derivative difference. Conditional Markov applied to the squared score differences also gives</w:t>
+      </w:r>
+      <w:r>
+        <w:t xml:space="preserve"> </w:t>
+      </w:r>
+      <m:oMath>
+        <m:sSup>
+          <m:e>
+            <m:r>
+              <m:t>n</m:t>
+            </m:r>
+          </m:e>
+          <m:sup>
+            <m:r>
+              <m:rPr>
+                <m:sty m:val="p"/>
+              </m:rPr>
+              <m:t>−</m:t>
+            </m:r>
+            <m:r>
+              <m:t>1</m:t>
+            </m:r>
+          </m:sup>
+        </m:sSup>
+        <m:nary>
+          <m:naryPr>
+            <m:chr m:val="∑"/>
+            <m:limLoc m:val="undOvr"/>
+            <m:subHide m:val="off"/>
+            <m:supHide m:val="on"/>
+          </m:naryPr>
+          <m:sub>
+            <m:r>
+              <m:t>r</m:t>
+            </m:r>
+          </m:sub>
+          <m:sup>
+            <m:r>
+              <m:t>​</m:t>
+            </m:r>
+          </m:sup>
+          <m:e>
+            <m:r>
+              <m:rPr>
+                <m:sty m:val="p"/>
+              </m:rPr>
+              <m:t>∥</m:t>
+            </m:r>
+          </m:e>
+        </m:nary>
+        <m:sSub>
+          <m:e>
+            <m:r>
+              <m:t>ψ</m:t>
+            </m:r>
+          </m:e>
+          <m:sub>
+            <m:r>
+              <m:t>r</m:t>
+            </m:r>
+          </m:sub>
+        </m:sSub>
+        <m:r>
+          <m:rPr>
+            <m:sty m:val="p"/>
+          </m:rPr>
+          <m:t>(</m:t>
+        </m:r>
+        <m:sSub>
+          <m:e>
+            <m:acc>
+              <m:accPr>
+                <m:chr m:val="̂"/>
+              </m:accPr>
+              <m:e>
+                <m:r>
+                  <m:t>q</m:t>
+                </m:r>
+              </m:e>
+            </m:acc>
+          </m:e>
+          <m:sub>
+            <m:r>
+              <m:rPr>
+                <m:sty m:val="p"/>
+              </m:rPr>
+              <m:t>−</m:t>
+            </m:r>
+            <m:r>
+              <m:t>k</m:t>
+            </m:r>
+            <m:r>
+              <m:rPr>
+                <m:sty m:val="p"/>
+              </m:rPr>
+              <m:t>(</m:t>
+            </m:r>
+            <m:r>
+              <m:t>r</m:t>
+            </m:r>
+            <m:r>
+              <m:rPr>
+                <m:sty m:val="p"/>
+              </m:rPr>
+              <m:t>)</m:t>
+            </m:r>
+          </m:sub>
+        </m:sSub>
+        <m:r>
+          <m:rPr>
+            <m:sty m:val="p"/>
+          </m:rPr>
+          <m:t>)</m:t>
+        </m:r>
+        <m:r>
+          <m:rPr>
+            <m:sty m:val="p"/>
+          </m:rPr>
+          <m:t>−</m:t>
+        </m:r>
+        <m:sSub>
+          <m:e>
+            <m:r>
+              <m:t>ψ</m:t>
+            </m:r>
+          </m:e>
+          <m:sub>
+            <m:r>
+              <m:t>r</m:t>
+            </m:r>
+          </m:sub>
+        </m:sSub>
+        <m:r>
+          <m:rPr>
+            <m:sty m:val="p"/>
+          </m:rPr>
+          <m:t>(</m:t>
+        </m:r>
+        <m:sSub>
+          <m:e>
+            <m:r>
+              <m:t>q</m:t>
+            </m:r>
+          </m:e>
+          <m:sub>
+            <m:r>
+              <m:rPr>
+                <m:sty m:val="p"/>
+              </m:rPr>
+              <m:t>*</m:t>
+            </m:r>
+          </m:sub>
+        </m:sSub>
+        <m:r>
+          <m:rPr>
+            <m:sty m:val="p"/>
+          </m:rPr>
+          <m:t>)</m:t>
+        </m:r>
+        <m:sSup>
+          <m:e>
+            <m:r>
+              <m:rPr>
+                <m:sty m:val="p"/>
+              </m:rPr>
+              <m:t>∥</m:t>
+            </m:r>
+          </m:e>
+          <m:sup>
+            <m:r>
+              <m:t>2</m:t>
+            </m:r>
+          </m:sup>
+        </m:sSup>
+        <m:r>
+          <m:rPr>
+            <m:sty m:val="p"/>
+          </m:rPr>
+          <m:t>=</m:t>
+        </m:r>
+        <m:sSub>
+          <m:e>
+            <m:r>
+              <m:t>o</m:t>
+            </m:r>
+          </m:e>
+          <m:sub>
+            <m:r>
+              <m:t>P</m:t>
+            </m:r>
+          </m:sub>
+        </m:sSub>
+        <m:r>
+          <m:rPr>
+            <m:sty m:val="p"/>
+          </m:rPr>
+          <m:t>(</m:t>
+        </m:r>
+        <m:r>
+          <m:t>1</m:t>
+        </m:r>
+        <m:r>
+          <m:rPr>
+            <m:sty m:val="p"/>
+          </m:rPr>
+          <m:t>)</m:t>
+        </m:r>
+      </m:oMath>
+      <w:r>
+        <w:t xml:space="preserve">. The uniform envelopes make the average squared scores and derivatives</w:t>
+      </w:r>
+      <w:r>
+        <w:t xml:space="preserve"> </w:t>
+      </w:r>
+      <m:oMath>
+        <m:sSub>
+          <m:e>
+            <m:r>
+              <m:t>O</m:t>
+            </m:r>
+          </m:e>
+          <m:sub>
+            <m:r>
+              <m:t>P</m:t>
+            </m:r>
+          </m:sub>
+        </m:sSub>
+        <m:r>
+          <m:rPr>
+            <m:sty m:val="p"/>
+          </m:rPr>
+          <m:t>(</m:t>
+        </m:r>
+        <m:r>
+          <m:t>1</m:t>
+        </m:r>
+        <m:r>
+          <m:rPr>
+            <m:sty m:val="p"/>
+          </m:rPr>
+          <m:t>)</m:t>
+        </m:r>
+      </m:oMath>
+      <w:r>
+        <w:t xml:space="preserve">. Cauchy–Schwarz then makes the score outer-product difference</w:t>
+      </w:r>
+      <w:r>
+        <w:t xml:space="preserve"> </w:t>
+      </w:r>
+      <m:oMath>
+        <m:sSub>
+          <m:e>
+            <m:r>
+              <m:t>o</m:t>
+            </m:r>
+          </m:e>
+          <m:sub>
+            <m:r>
+              <m:t>P</m:t>
+            </m:r>
+          </m:sub>
+        </m:sSub>
+        <m:r>
+          <m:rPr>
+            <m:sty m:val="p"/>
+          </m:rPr>
+          <m:t>(</m:t>
+        </m:r>
+        <m:r>
+          <m:t>1</m:t>
+        </m:r>
+        <m:r>
+          <m:rPr>
+            <m:sty m:val="p"/>
+          </m:rPr>
+          <m:t>)</m:t>
+        </m:r>
+      </m:oMath>
+      <w:r>
+        <w:t xml:space="preserve">. Theorem 3 at the deterministic map</w:t>
+      </w:r>
+      <w:r>
+        <w:t xml:space="preserve"> </w:t>
+      </w:r>
+      <m:oMath>
+        <m:sSub>
+          <m:e>
+            <m:r>
+              <m:t>q</m:t>
+            </m:r>
+          </m:e>
+          <m:sub>
+            <m:r>
+              <m:rPr>
+                <m:sty m:val="p"/>
+              </m:rPr>
+              <m:t>*</m:t>
+            </m:r>
+          </m:sub>
+        </m:sSub>
+      </m:oMath>
+      <w:r>
+        <w:t xml:space="preserve"> </w:t>
+      </w:r>
+      <w:r>
+        <w:t xml:space="preserve">supplies its CLT and variance limit; the pooled linear identity and Slutsky give the cross-fitted limit. Finally, substituting the fitted coefficient in the scores uses precisely the preceding sandwich bound. Each conditional argument uses one fold complement separately; conditioning on all fitted pilots together would generally destroy held-out independence.</w:t>
+      </w:r>
+      <w:r>
+        <w:t xml:space="preserve"> </w:t>
+      </w:r>
+      <m:oMath>
+        <m:r>
+          <m:rPr>
+            <m:sty m:val="p"/>
+          </m:rPr>
+          <m:t>▫</m:t>
+        </m:r>
+      </m:oMath>
+    </w:p>
+    <w:p>
+      <w:pPr>
+        <w:pStyle w:val="BodyText"/>
+      </w:pPr>
+      <w:r>
+        <w:t xml:space="preserve">The limiting pilot may be a pseudo-true point of the pilot procedure: exact score centering preserves consistency of the target estimator, while instrument quality determines its limiting variance. Consistency of the pilot suffices here because its score-mean effect vanishes identically; no generic</w:t>
+      </w:r>
+      <w:r>
+        <w:t xml:space="preserve"> </w:t>
+      </w:r>
+      <m:oMath>
+        <m:sSup>
+          <m:e>
+            <m:r>
+              <m:t>n</m:t>
+            </m:r>
+          </m:e>
+          <m:sup>
+            <m:r>
+              <m:rPr>
+                <m:sty m:val="p"/>
+              </m:rPr>
+              <m:t>−</m:t>
+            </m:r>
+            <m:r>
+              <m:t>1</m:t>
+            </m:r>
+            <m:r>
+              <m:rPr>
+                <m:sty m:val="p"/>
+              </m:rPr>
+              <m:t>/</m:t>
+            </m:r>
+            <m:r>
+              <m:t>4</m:t>
+            </m:r>
+          </m:sup>
+        </m:sSup>
+      </m:oMath>
+      <w:r>
+        <w:t xml:space="preserve"> </w:t>
+      </w:r>
+      <w:r>
+        <w:t xml:space="preserve">rate is asserted for other nuisance parameters. Fixed-span variance and local information efficiency remain distinct claims.</w:t>
+      </w:r>
+    </w:p>
+    <w:p>
+      <w:pPr>
+        <w:pStyle w:val="BodyText"/>
+      </w:pPr>
+      <w:r>
+        <w:t xml:space="preserve">For finite-sample calibration, resample physical records within their original folds and refit every complement pilot in every bootstrap draw. Keeping copies in the original fold excludes every copy of a held-out physical record from its complement. Compute studentized marginal pivots and a quadratic joint pivot from each refitted estimate and its record-score sandwich. This procedure propagates pilot uncertainty that a frozen-instrument bootstrap omits. Its coverage is assessed numerically; the asymptotic result alone supplies no finite-sample 95% guarantee. Bootstrap validity additionally requires regularity of the pilot and estimating-equation functionals and an appropriate within-fold bootstrap limit; arbitrary heterogeneous deterministic arrays need separate justification. The simulation uses iid initial-state draws and balanced folds.</w:t>
+      </w:r>
+    </w:p>
     <w:bookmarkEnd w:id="12"/>
-    <w:bookmarkStart w:id="20" w:name="references"/>
+    <w:bookmarkEnd w:id="13"/>
+    <w:bookmarkStart w:id="23" w:name="references"/>
     <w:p>
       <w:pPr>
         <w:pStyle w:val="Heading2"/>
@@ -4750,8 +9658,8 @@
         <w:t xml:space="preserve">References</w:t>
       </w:r>
     </w:p>
-    <w:bookmarkStart w:id="19" w:name="refs"/>
-    <w:bookmarkStart w:id="14" w:name="ref-hansen1982"/>
+    <w:bookmarkStart w:id="22" w:name="refs"/>
+    <w:bookmarkStart w:id="15" w:name="ref-hansen1982"/>
     <w:p>
       <w:pPr>
         <w:pStyle w:val="Bibliography"/>
@@ -4787,7 +9695,7 @@
       <w:r>
         <w:t xml:space="preserve"> </w:t>
       </w:r>
-      <w:hyperlink r:id="rId13">
+      <w:hyperlink r:id="rId14">
         <w:r>
           <w:rPr>
             <w:rStyle w:val="Hyperlink"/>
@@ -4799,8 +9707,8 @@
         <w:t xml:space="preserve">.</w:t>
       </w:r>
     </w:p>
-    <w:bookmarkEnd w:id="14"/>
-    <w:bookmarkStart w:id="16" w:name="ref-newey1994"/>
+    <w:bookmarkEnd w:id="15"/>
+    <w:bookmarkStart w:id="17" w:name="ref-newey1994"/>
     <w:p>
       <w:pPr>
         <w:pStyle w:val="Bibliography"/>
@@ -4836,7 +9744,7 @@
       <w:r>
         <w:t xml:space="preserve"> </w:t>
       </w:r>
-      <w:hyperlink r:id="rId15">
+      <w:hyperlink r:id="rId16">
         <w:r>
           <w:rPr>
             <w:rStyle w:val="Hyperlink"/>
@@ -4848,8 +9756,8 @@
         <w:t xml:space="preserve">.</w:t>
       </w:r>
     </w:p>
-    <w:bookmarkEnd w:id="16"/>
-    <w:bookmarkStart w:id="18" w:name="ref-leiner2025"/>
+    <w:bookmarkEnd w:id="17"/>
+    <w:bookmarkStart w:id="19" w:name="ref-leiner2025"/>
     <w:p>
       <w:pPr>
         <w:pStyle w:val="Bibliography"/>
@@ -4885,7 +9793,7 @@
       <w:r>
         <w:t xml:space="preserve"> </w:t>
       </w:r>
-      <w:hyperlink r:id="rId17">
+      <w:hyperlink r:id="rId18">
         <w:r>
           <w:rPr>
             <w:rStyle w:val="Hyperlink"/>
@@ -4897,9 +9805,58 @@
         <w:t xml:space="preserve">.</w:t>
       </w:r>
     </w:p>
-    <w:bookmarkEnd w:id="18"/>
     <w:bookmarkEnd w:id="19"/>
-    <w:bookmarkEnd w:id="20"/>
+    <w:bookmarkStart w:id="21" w:name="ref-chernozhukov2018"/>
+    <w:p>
+      <w:pPr>
+        <w:pStyle w:val="Bibliography"/>
+      </w:pPr>
+      <w:r>
+        <w:t xml:space="preserve">[4]</w:t>
+      </w:r>
+      <w:r>
+        <w:t xml:space="preserve"> </w:t>
+      </w:r>
+      <w:r>
+        <w:t xml:space="preserve">	</w:t>
+      </w:r>
+      <w:r>
+        <w:t xml:space="preserve">Chernozhukov V, Chetverikov D, Demirer M, Duflo E, Hansen C, Newey W, Robins J. Double/debiased machine learning for treatment and structural parameters.</w:t>
+      </w:r>
+      <w:r>
+        <w:t xml:space="preserve"> </w:t>
+      </w:r>
+      <w:r>
+        <w:rPr>
+          <w:i/>
+          <w:iCs/>
+        </w:rPr>
+        <w:t xml:space="preserve">The Econometrics Journal</w:t>
+      </w:r>
+      <w:r>
+        <w:t xml:space="preserve"> </w:t>
+      </w:r>
+      <w:r>
+        <w:t xml:space="preserve">21 (2018) C1–C68.</w:t>
+      </w:r>
+      <w:r>
+        <w:t xml:space="preserve"> </w:t>
+      </w:r>
+      <w:hyperlink r:id="rId20">
+        <w:r>
+          <w:rPr>
+            <w:rStyle w:val="Hyperlink"/>
+          </w:rPr>
+          <w:t xml:space="preserve">https://doi.org/10.1111/ectj.12097</w:t>
+        </w:r>
+      </w:hyperlink>
+      <w:r>
+        <w:t xml:space="preserve">.</w:t>
+      </w:r>
+    </w:p>
+    <w:bookmarkEnd w:id="21"/>
+    <w:bookmarkEnd w:id="22"/>
+    <w:bookmarkEnd w:id="23"/>
     <w:sectPr>
       <w:footnotePr>
         <w:numRestart w:val="eachSect"/>
